--- a/Ігнатюк Андрій | Лабораторна робота №5.docx
+++ b/Ігнатюк Андрій | Лабораторна робота №5.docx
@@ -38,6 +38,12 @@
           <w:sz w:val="28"/>
         </w:rPr>
       </w:r>
+      <w:r>
+        <w:rPr>
+          <w:rFonts w:ascii="Times New Roman" w:hAnsi="Times New Roman" w:cs="Times New Roman"/>
+          <w:sz w:val="28"/>
+        </w:rPr>
+      </w:r>
     </w:p>
     <w:p>
       <w:pPr>
@@ -74,34 +80,6 @@
           <w:b/>
           <w:sz w:val="32"/>
         </w:rPr>
-      </w:r>
-      <w:r>
-        <w:rPr>
-          <w:rFonts w:ascii="Times New Roman" w:hAnsi="Times New Roman" w:cs="Times New Roman"/>
-          <w:b/>
-          <w:sz w:val="32"/>
-        </w:rPr>
-      </w:r>
-      <w:r>
-        <w:rPr>
-          <w:rFonts w:ascii="Times New Roman" w:hAnsi="Times New Roman" w:cs="Times New Roman"/>
-          <w:b/>
-          <w:sz w:val="32"/>
-        </w:rPr>
-      </w:r>
-      <w:r>
-        <w:rPr>
-          <w:rFonts w:ascii="Times New Roman" w:hAnsi="Times New Roman" w:cs="Times New Roman"/>
-          <w:b/>
-          <w:sz w:val="32"/>
-        </w:rPr>
-      </w:r>
-      <w:r>
-        <w:rPr>
-          <w:rFonts w:ascii="Times New Roman" w:hAnsi="Times New Roman" w:cs="Times New Roman"/>
-          <w:b/>
-          <w:sz w:val="32"/>
-        </w:rPr>
         <w:t xml:space="preserve">Docker</w:t>
       </w:r>
       <w:r>
@@ -151,56 +129,28 @@
           <w:rFonts w:ascii="Times New Roman" w:hAnsi="Times New Roman" w:cs="Times New Roman"/>
           <w:sz w:val="28"/>
         </w:rPr>
+        <w:t xml:space="preserve">н</w:t>
       </w:r>
       <w:r>
         <w:rPr>
           <w:rFonts w:ascii="Times New Roman" w:hAnsi="Times New Roman" w:cs="Times New Roman"/>
           <w:sz w:val="28"/>
         </w:rPr>
+        <w:t xml:space="preserve">абуття практичних навичок контейнеризації Node.js-застосунків з використанням Docker шляхом розгортання REST API з лабораторної роботи №4 у контейнерному середовищі, зокрема: • встановлення Docker та ознайомлення з основними концепціями контейнери- зації; </w:t>
       </w:r>
       <w:r>
         <w:rPr>
           <w:rFonts w:ascii="Times New Roman" w:hAnsi="Times New Roman" w:cs="Times New Roman"/>
           <w:sz w:val="28"/>
         </w:rPr>
+        <w:t xml:space="preserve">•</w:t>
       </w:r>
       <w:r>
         <w:rPr>
           <w:rFonts w:ascii="Times New Roman" w:hAnsi="Times New Roman" w:cs="Times New Roman"/>
           <w:sz w:val="28"/>
         </w:rPr>
-      </w:r>
-      <w:r>
-        <w:rPr>
-          <w:rFonts w:ascii="Times New Roman" w:hAnsi="Times New Roman" w:cs="Times New Roman"/>
-          <w:sz w:val="28"/>
-        </w:rPr>
-      </w:r>
-      <w:r>
-        <w:rPr>
-          <w:rFonts w:ascii="Times New Roman" w:hAnsi="Times New Roman" w:cs="Times New Roman"/>
-          <w:sz w:val="28"/>
-        </w:rPr>
-      </w:r>
-      <w:r>
-        <w:rPr>
-          <w:rFonts w:ascii="Times New Roman" w:hAnsi="Times New Roman" w:cs="Times New Roman"/>
-          <w:sz w:val="28"/>
-        </w:rPr>
-      </w:r>
-      <w:r>
-        <w:rPr>
-          <w:rFonts w:ascii="Times New Roman" w:hAnsi="Times New Roman" w:cs="Times New Roman"/>
-          <w:sz w:val="28"/>
-        </w:rPr>
-        <w:t xml:space="preserve">набуття практичних навичок контейнеризації Node.js-застосунків з використанням Docker шляхом розгортання REST API з лабораторної роботи №4 у контейнерному середовищі, зокрема: • встановлення Docker та ознайомлення з основними концепціями контейнери- зації; </w:t>
-      </w:r>
-      <w:r>
-        <w:rPr>
-          <w:rFonts w:ascii="Times New Roman" w:hAnsi="Times New Roman" w:cs="Times New Roman"/>
-          <w:sz w:val="28"/>
-        </w:rPr>
-        <w:t xml:space="preserve">• створення Dockerfile з multi-stage збіркою для TypeScript Express-застосунку; • налаштування .dockerignore для оптимізації контексту збірки; • оркестрація Express + MongoDB через Docker Compose з volumes та мережами; • реалізація healthcheck-ендпоінта з п</w:t>
+        <w:t xml:space="preserve"> створення Dockerfile з multi-stage збіркою для TypeScript Express-застосунку; • налаштування .dockerignore для оптимізації контексту збірки; • оркестрація Express + MongoDB через Docker Compose з volumes та мережами; • реалізація healthcheck-ендпоінта з п</w:t>
       </w:r>
       <w:r>
         <w:rPr>
@@ -290,7 +240,6 @@
           <w:highlight w:val="none"/>
         </w:rPr>
       </w:r>
-      <w:r/>
       <w:r>
         <w:rPr>
           <w:rFonts w:ascii="Times New Roman" w:hAnsi="Times New Roman" w:cs="Times New Roman"/>
@@ -298,6 +247,7 @@
           <w:szCs w:val="28"/>
           <w:highlight w:val="none"/>
         </w:rPr>
+        <w:t xml:space="preserve">3.1. Завдання 1: Встановлення Docker</w:t>
       </w:r>
       <w:r>
         <w:rPr>
@@ -315,14 +265,20 @@
           <w:highlight w:val="none"/>
         </w:rPr>
       </w:r>
-      <w:r>
+    </w:p>
+    <w:p>
+      <w:pPr>
+        <w:pBdr/>
+        <w:shd w:val="nil" w:color="000000"/>
+        <w:spacing/>
+        <w:ind/>
         <w:rPr>
           <w:rFonts w:ascii="Times New Roman" w:hAnsi="Times New Roman" w:cs="Times New Roman"/>
           <w:sz w:val="28"/>
           <w:szCs w:val="28"/>
           <w:highlight w:val="none"/>
         </w:rPr>
-      </w:r>
+      </w:pPr>
       <w:r>
         <w:rPr>
           <w:rFonts w:ascii="Times New Roman" w:hAnsi="Times New Roman" w:cs="Times New Roman"/>
@@ -330,6 +286,7 @@
           <w:szCs w:val="28"/>
           <w:highlight w:val="none"/>
         </w:rPr>
+        <w:t xml:space="preserve">Уже встановлено та перевірено</w:t>
       </w:r>
       <w:r>
         <w:rPr>
@@ -338,7 +295,6 @@
           <w:szCs w:val="28"/>
           <w:highlight w:val="none"/>
         </w:rPr>
-        <w:t xml:space="preserve">3.1. Завдання 1: Встановлення Docker</w:t>
       </w:r>
       <w:r>
         <w:rPr>
@@ -348,28 +304,28 @@
           <w:highlight w:val="none"/>
         </w:rPr>
       </w:r>
-      <w:r>
+    </w:p>
+    <w:p>
+      <w:pPr>
+        <w:pBdr/>
+        <w:shd w:val="nil" w:color="000000"/>
+        <w:spacing/>
+        <w:ind/>
         <w:rPr>
           <w:rFonts w:ascii="Times New Roman" w:hAnsi="Times New Roman" w:cs="Times New Roman"/>
           <w:sz w:val="28"/>
           <w:szCs w:val="28"/>
           <w:highlight w:val="none"/>
         </w:rPr>
-      </w:r>
-    </w:p>
-    <w:p>
-      <w:pPr>
-        <w:pBdr/>
-        <w:shd w:val="nil" w:color="000000"/>
-        <w:spacing/>
-        <w:ind/>
+      </w:pPr>
+      <w:r>
         <w:rPr>
           <w:rFonts w:ascii="Times New Roman" w:hAnsi="Times New Roman" w:cs="Times New Roman"/>
           <w:sz w:val="28"/>
           <w:szCs w:val="28"/>
           <w:highlight w:val="none"/>
         </w:rPr>
-      </w:pPr>
+      </w:r>
       <w:r>
         <w:rPr>
           <w:rFonts w:ascii="Times New Roman" w:hAnsi="Times New Roman" w:cs="Times New Roman"/>
@@ -377,7 +333,6 @@
           <w:szCs w:val="28"/>
           <w:highlight w:val="none"/>
         </w:rPr>
-        <w:t xml:space="preserve">Уже встановлено та перевірено</w:t>
       </w:r>
       <w:r>
         <w:rPr>
@@ -416,53 +371,7 @@
           <w:szCs w:val="28"/>
           <w:highlight w:val="none"/>
         </w:rPr>
-      </w:r>
-      <w:r>
-        <w:rPr>
-          <w:rFonts w:ascii="Times New Roman" w:hAnsi="Times New Roman" w:cs="Times New Roman"/>
-          <w:sz w:val="28"/>
-          <w:szCs w:val="28"/>
-          <w:highlight w:val="none"/>
-        </w:rPr>
-      </w:r>
-    </w:p>
-    <w:p>
-      <w:pPr>
-        <w:pBdr/>
-        <w:shd w:val="nil" w:color="000000"/>
-        <w:spacing/>
-        <w:ind/>
-        <w:rPr>
-          <w:rFonts w:ascii="Times New Roman" w:hAnsi="Times New Roman" w:cs="Times New Roman"/>
-          <w:sz w:val="28"/>
-          <w:szCs w:val="28"/>
-          <w:highlight w:val="none"/>
-        </w:rPr>
-      </w:pPr>
-      <w:r>
-        <w:rPr>
-          <w:rFonts w:ascii="Times New Roman" w:hAnsi="Times New Roman" w:cs="Times New Roman"/>
-          <w:sz w:val="28"/>
-          <w:szCs w:val="28"/>
-          <w:highlight w:val="none"/>
-        </w:rPr>
-      </w:r>
-      <w:r>
-        <w:rPr>
-          <w:rFonts w:ascii="Times New Roman" w:hAnsi="Times New Roman" w:cs="Times New Roman"/>
-          <w:sz w:val="28"/>
-          <w:szCs w:val="28"/>
-          <w:highlight w:val="none"/>
-        </w:rPr>
         <w:t xml:space="preserve">3.2. Завдання 2: Dockerfile, .dockerignore та локальний запуск</w:t>
-      </w:r>
-      <w:r>
-        <w:rPr>
-          <w:rFonts w:ascii="Times New Roman" w:hAnsi="Times New Roman" w:cs="Times New Roman"/>
-          <w:sz w:val="28"/>
-          <w:szCs w:val="28"/>
-          <w:highlight w:val="none"/>
-        </w:rPr>
       </w:r>
       <w:r>
         <w:rPr>
@@ -843,7 +752,7 @@
     <w:p>
       <w:pPr>
         <w:pBdr/>
-        <w:shd w:val="nil"/>
+        <w:shd w:val="nil" w:color="auto"/>
         <w:spacing/>
         <w:ind/>
         <w:rPr>
@@ -2209,6 +2118,7 @@
           <w:highlight w:val="none"/>
         </w:rPr>
       </w:r>
+      <w:r/>
     </w:p>
     <w:p>
       <w:pPr>
@@ -2218,7 +2128,6 @@
         <w:ind/>
         <w:rPr/>
       </w:pPr>
-      <w:r/>
       <w:r>
         <mc:AlternateContent>
           <mc:Choice Requires="wpg">
@@ -2296,6 +2205,7 @@
           <w:highlight w:val="none"/>
         </w:rPr>
       </w:r>
+      <w:r/>
     </w:p>
     <w:p>
       <w:pPr>
@@ -2386,14 +2296,6 @@
           <w:highlight w:val="none"/>
         </w:rPr>
       </w:pPr>
-      <w:r>
-        <w:rPr>
-          <w:rFonts w:ascii="Times New Roman" w:hAnsi="Times New Roman" w:cs="Times New Roman"/>
-          <w:sz w:val="28"/>
-          <w:szCs w:val="28"/>
-          <w:highlight w:val="none"/>
-        </w:rPr>
-      </w:r>
       <w:r>
         <w:rPr>
           <w:rFonts w:ascii="Times New Roman" w:hAnsi="Times New Roman" w:cs="Times New Roman"/>
@@ -3619,36 +3521,20 @@
           <w:highlight w:val="none"/>
         </w:rPr>
       </w:r>
-      <w:r>
+    </w:p>
+    <w:p>
+      <w:pPr>
+        <w:pBdr/>
+        <w:shd w:val="nil" w:color="000000"/>
+        <w:spacing/>
+        <w:ind/>
         <w:rPr>
           <w:rFonts w:ascii="Times New Roman" w:hAnsi="Times New Roman" w:cs="Times New Roman"/>
           <w:sz w:val="28"/>
           <w:szCs w:val="28"/>
           <w:highlight w:val="none"/>
         </w:rPr>
-      </w:r>
-    </w:p>
-    <w:p>
-      <w:pPr>
-        <w:pBdr/>
-        <w:shd w:val="nil" w:color="000000"/>
-        <w:spacing/>
-        <w:ind/>
-        <w:rPr>
-          <w:rFonts w:ascii="Times New Roman" w:hAnsi="Times New Roman" w:cs="Times New Roman"/>
-          <w:sz w:val="28"/>
-          <w:szCs w:val="28"/>
-          <w:highlight w:val="none"/>
-        </w:rPr>
-      </w:pPr>
-      <w:r>
-        <w:rPr>
-          <w:rFonts w:ascii="Times New Roman" w:hAnsi="Times New Roman" w:cs="Times New Roman"/>
-          <w:sz w:val="28"/>
-          <w:szCs w:val="28"/>
-          <w:highlight w:val="none"/>
-        </w:rPr>
-      </w:r>
+      </w:pPr>
       <w:r>
         <w:rPr>
           <w:rFonts w:ascii="Times New Roman" w:hAnsi="Times New Roman" w:cs="Times New Roman"/>
@@ -3838,6 +3724,11 @@
           <w:highlight w:val="none"/>
         </w:rPr>
       </w:r>
+      <w:r>
+        <w:rPr>
+          <w:highlight w:val="none"/>
+        </w:rPr>
+      </w:r>
     </w:p>
     <w:p>
       <w:pPr>
@@ -3864,31 +3755,26 @@
       </w:r>
       <w:r>
         <w:rPr>
-          <w:highlight w:val="none"/>
-        </w:rPr>
-      </w:r>
-    </w:p>
-    <w:p>
-      <w:pPr>
-        <w:pBdr/>
-        <w:shd w:val="nil" w:color="000000"/>
-        <w:spacing/>
-        <w:ind/>
-        <w:rPr>
           <w:rFonts w:ascii="Times New Roman" w:hAnsi="Times New Roman" w:cs="Times New Roman"/>
           <w:sz w:val="28"/>
           <w:szCs w:val="28"/>
           <w:highlight w:val="none"/>
         </w:rPr>
-      </w:pPr>
-      <w:r>
+      </w:r>
+    </w:p>
+    <w:p>
+      <w:pPr>
+        <w:pBdr/>
+        <w:shd w:val="nil" w:color="000000"/>
+        <w:spacing/>
+        <w:ind/>
         <w:rPr>
           <w:rFonts w:ascii="Times New Roman" w:hAnsi="Times New Roman" w:cs="Times New Roman"/>
           <w:sz w:val="28"/>
           <w:szCs w:val="28"/>
           <w:highlight w:val="none"/>
         </w:rPr>
-      </w:r>
+      </w:pPr>
       <w:r>
         <w:rPr>
           <w:rFonts w:ascii="Times New Roman" w:hAnsi="Times New Roman" w:cs="Times New Roman"/>
@@ -3905,28 +3791,28 @@
           <w:highlight w:val="none"/>
         </w:rPr>
       </w:r>
-    </w:p>
-    <w:p>
-      <w:pPr>
-        <w:pBdr/>
-        <w:shd w:val="nil" w:color="000000"/>
-        <w:spacing/>
-        <w:ind/>
+      <w:r>
         <w:rPr>
           <w:rFonts w:ascii="Times New Roman" w:hAnsi="Times New Roman" w:cs="Times New Roman"/>
           <w:sz w:val="28"/>
           <w:szCs w:val="28"/>
           <w:highlight w:val="none"/>
         </w:rPr>
-      </w:pPr>
-      <w:r>
+      </w:r>
+    </w:p>
+    <w:p>
+      <w:pPr>
+        <w:pBdr/>
+        <w:shd w:val="nil" w:color="000000"/>
+        <w:spacing/>
+        <w:ind/>
         <w:rPr>
           <w:rFonts w:ascii="Times New Roman" w:hAnsi="Times New Roman" w:cs="Times New Roman"/>
           <w:sz w:val="28"/>
           <w:szCs w:val="28"/>
           <w:highlight w:val="none"/>
         </w:rPr>
-      </w:r>
+      </w:pPr>
       <w:r>
         <w:rPr>
           <w:rFonts w:ascii="Times New Roman" w:hAnsi="Times New Roman" w:cs="Times New Roman"/>
@@ -5774,14 +5660,6 @@
           <w:highlight w:val="none"/>
         </w:rPr>
       </w:pPr>
-      <w:r>
-        <w:rPr>
-          <w:rFonts w:ascii="Times New Roman" w:hAnsi="Times New Roman" w:cs="Times New Roman"/>
-          <w:sz w:val="28"/>
-          <w:szCs w:val="28"/>
-          <w:highlight w:val="none"/>
-        </w:rPr>
-      </w:r>
       <w:r>
         <w:rPr>
           <w:rFonts w:ascii="Times New Roman" w:hAnsi="Times New Roman" w:cs="Times New Roman"/>
@@ -5874,6 +5752,7 @@
           <w:szCs w:val="28"/>
           <w:highlight w:val="none"/>
         </w:rPr>
+        <w:br w:type="page" w:clear="all"/>
       </w:r>
       <w:r>
         <w:rPr>
@@ -5891,13 +5770,27 @@
           <w:highlight w:val="none"/>
         </w:rPr>
       </w:r>
-      <w:r>
+    </w:p>
+    <w:p>
+      <w:pPr>
+        <w:pBdr/>
+        <w:spacing/>
+        <w:ind/>
+        <w:jc w:val="both"/>
         <w:rPr>
           <w:rFonts w:ascii="Times New Roman" w:hAnsi="Times New Roman" w:cs="Times New Roman"/>
           <w:sz w:val="28"/>
           <w:szCs w:val="28"/>
           <w:highlight w:val="none"/>
         </w:rPr>
+      </w:pPr>
+      <w:r>
+        <w:rPr>
+          <w:rFonts w:ascii="Times New Roman" w:hAnsi="Times New Roman" w:cs="Times New Roman"/>
+          <w:b/>
+          <w:sz w:val="28"/>
+        </w:rPr>
+        <w:t xml:space="preserve">Висновок: </w:t>
       </w:r>
       <w:r>
         <w:rPr>
@@ -5906,21 +5799,17 @@
           <w:szCs w:val="28"/>
           <w:highlight w:val="none"/>
         </w:rPr>
-      </w:r>
-    </w:p>
-    <w:p>
-      <w:pPr>
-        <w:pBdr/>
-        <w:shd w:val="nil" w:color="000000"/>
-        <w:spacing/>
-        <w:ind/>
+        <w:t xml:space="preserve"> в ході виконання роботи</w:t>
+      </w:r>
+      <w:r>
         <w:rPr>
           <w:rFonts w:ascii="Times New Roman" w:hAnsi="Times New Roman" w:cs="Times New Roman"/>
           <w:sz w:val="28"/>
           <w:szCs w:val="28"/>
           <w:highlight w:val="none"/>
         </w:rPr>
-      </w:pPr>
+        <w:t xml:space="preserve"> </w:t>
+      </w:r>
       <w:r>
         <w:rPr>
           <w:rFonts w:ascii="Times New Roman" w:hAnsi="Times New Roman" w:cs="Times New Roman"/>
@@ -5928,6 +5817,7 @@
           <w:szCs w:val="28"/>
           <w:highlight w:val="none"/>
         </w:rPr>
+        <w:t xml:space="preserve">набу</w:t>
       </w:r>
       <w:r>
         <w:rPr>
@@ -5936,6 +5826,7 @@
           <w:szCs w:val="28"/>
           <w:highlight w:val="none"/>
         </w:rPr>
+        <w:t xml:space="preserve">в практичних навичок контейнеризації Node.js-застосунків з використанням Docker шляхом розгортання REST API з лабораторної роботи №4 у контейнерному середовищі, зокрема: • встановлення Docker та ознайомлення з основними концепціями контейнери- зації; </w:t>
       </w:r>
       <w:r>
         <w:rPr>
@@ -5944,479 +5835,16 @@
           <w:szCs w:val="28"/>
           <w:highlight w:val="none"/>
         </w:rPr>
-      </w:r>
-    </w:p>
-    <w:p>
-      <w:pPr>
-        <w:pBdr/>
-        <w:shd w:val="nil" w:color="000000"/>
-        <w:spacing/>
-        <w:ind/>
+        <w:t xml:space="preserve">•</w:t>
+      </w:r>
+      <w:r>
         <w:rPr>
           <w:rFonts w:ascii="Times New Roman" w:hAnsi="Times New Roman" w:cs="Times New Roman"/>
           <w:sz w:val="28"/>
           <w:szCs w:val="28"/>
           <w:highlight w:val="none"/>
         </w:rPr>
-      </w:pPr>
-      <w:r>
-        <w:rPr>
-          <w:rFonts w:ascii="Times New Roman" w:hAnsi="Times New Roman" w:cs="Times New Roman"/>
-          <w:sz w:val="28"/>
-          <w:szCs w:val="28"/>
-          <w:highlight w:val="none"/>
-        </w:rPr>
-      </w:r>
-      <w:r>
-        <w:rPr>
-          <w:rFonts w:ascii="Times New Roman" w:hAnsi="Times New Roman" w:cs="Times New Roman"/>
-          <w:sz w:val="28"/>
-          <w:szCs w:val="28"/>
-          <w:highlight w:val="none"/>
-        </w:rPr>
-      </w:r>
-      <w:r>
-        <w:rPr>
-          <w:rFonts w:ascii="Times New Roman" w:hAnsi="Times New Roman" w:cs="Times New Roman"/>
-          <w:sz w:val="28"/>
-          <w:szCs w:val="28"/>
-          <w:highlight w:val="none"/>
-        </w:rPr>
-      </w:r>
-    </w:p>
-    <w:p>
-      <w:pPr>
-        <w:pBdr/>
-        <w:shd w:val="nil" w:color="000000"/>
-        <w:spacing/>
-        <w:ind/>
-        <w:rPr>
-          <w:rFonts w:ascii="Times New Roman" w:hAnsi="Times New Roman" w:cs="Times New Roman"/>
-          <w:sz w:val="28"/>
-          <w:szCs w:val="28"/>
-          <w:highlight w:val="none"/>
-        </w:rPr>
-      </w:pPr>
-      <w:r>
-        <w:rPr>
-          <w:rFonts w:ascii="Times New Roman" w:hAnsi="Times New Roman" w:cs="Times New Roman"/>
-          <w:sz w:val="28"/>
-          <w:szCs w:val="28"/>
-          <w:highlight w:val="none"/>
-        </w:rPr>
-      </w:r>
-      <w:r>
-        <w:rPr>
-          <w:rFonts w:ascii="Times New Roman" w:hAnsi="Times New Roman" w:cs="Times New Roman"/>
-          <w:sz w:val="28"/>
-          <w:szCs w:val="28"/>
-          <w:highlight w:val="none"/>
-        </w:rPr>
-      </w:r>
-      <w:r>
-        <w:rPr>
-          <w:rFonts w:ascii="Times New Roman" w:hAnsi="Times New Roman" w:cs="Times New Roman"/>
-          <w:sz w:val="28"/>
-          <w:szCs w:val="28"/>
-          <w:highlight w:val="none"/>
-        </w:rPr>
-      </w:r>
-    </w:p>
-    <w:p>
-      <w:pPr>
-        <w:pBdr/>
-        <w:shd w:val="nil" w:color="000000"/>
-        <w:spacing/>
-        <w:ind/>
-        <w:rPr>
-          <w:rFonts w:ascii="Times New Roman" w:hAnsi="Times New Roman" w:cs="Times New Roman"/>
-          <w:sz w:val="28"/>
-          <w:szCs w:val="28"/>
-          <w:highlight w:val="none"/>
-        </w:rPr>
-      </w:pPr>
-      <w:r>
-        <w:rPr>
-          <w:rFonts w:ascii="Times New Roman" w:hAnsi="Times New Roman" w:cs="Times New Roman"/>
-          <w:sz w:val="28"/>
-          <w:szCs w:val="28"/>
-          <w:highlight w:val="none"/>
-        </w:rPr>
-      </w:r>
-      <w:r>
-        <w:rPr>
-          <w:rFonts w:ascii="Times New Roman" w:hAnsi="Times New Roman" w:cs="Times New Roman"/>
-          <w:sz w:val="28"/>
-          <w:szCs w:val="28"/>
-          <w:highlight w:val="none"/>
-        </w:rPr>
-      </w:r>
-      <w:r>
-        <w:rPr>
-          <w:rFonts w:ascii="Times New Roman" w:hAnsi="Times New Roman" w:cs="Times New Roman"/>
-          <w:sz w:val="28"/>
-          <w:szCs w:val="28"/>
-          <w:highlight w:val="none"/>
-        </w:rPr>
-      </w:r>
-    </w:p>
-    <w:p>
-      <w:pPr>
-        <w:pBdr/>
-        <w:shd w:val="nil" w:color="000000"/>
-        <w:spacing/>
-        <w:ind/>
-        <w:rPr>
-          <w:rFonts w:ascii="Times New Roman" w:hAnsi="Times New Roman" w:cs="Times New Roman"/>
-          <w:sz w:val="28"/>
-          <w:szCs w:val="28"/>
-          <w:highlight w:val="none"/>
-        </w:rPr>
-      </w:pPr>
-      <w:r>
-        <w:rPr>
-          <w:rFonts w:ascii="Times New Roman" w:hAnsi="Times New Roman" w:cs="Times New Roman"/>
-          <w:sz w:val="28"/>
-          <w:szCs w:val="28"/>
-          <w:highlight w:val="none"/>
-        </w:rPr>
-      </w:r>
-      <w:r>
-        <w:rPr>
-          <w:rFonts w:ascii="Times New Roman" w:hAnsi="Times New Roman" w:cs="Times New Roman"/>
-          <w:sz w:val="28"/>
-          <w:szCs w:val="28"/>
-          <w:highlight w:val="none"/>
-        </w:rPr>
-      </w:r>
-      <w:r>
-        <w:rPr>
-          <w:rFonts w:ascii="Times New Roman" w:hAnsi="Times New Roman" w:cs="Times New Roman"/>
-          <w:sz w:val="28"/>
-          <w:szCs w:val="28"/>
-          <w:highlight w:val="none"/>
-        </w:rPr>
-      </w:r>
-    </w:p>
-    <w:p>
-      <w:pPr>
-        <w:pBdr/>
-        <w:shd w:val="nil" w:color="000000"/>
-        <w:spacing/>
-        <w:ind/>
-        <w:rPr>
-          <w:rFonts w:ascii="Times New Roman" w:hAnsi="Times New Roman" w:cs="Times New Roman"/>
-          <w:sz w:val="28"/>
-          <w:szCs w:val="28"/>
-          <w:highlight w:val="none"/>
-        </w:rPr>
-      </w:pPr>
-      <w:r>
-        <w:rPr>
-          <w:rFonts w:ascii="Times New Roman" w:hAnsi="Times New Roman" w:cs="Times New Roman"/>
-          <w:sz w:val="28"/>
-          <w:szCs w:val="28"/>
-          <w:highlight w:val="none"/>
-        </w:rPr>
-      </w:r>
-      <w:r>
-        <w:rPr>
-          <w:rFonts w:ascii="Times New Roman" w:hAnsi="Times New Roman" w:cs="Times New Roman"/>
-          <w:sz w:val="28"/>
-          <w:szCs w:val="28"/>
-          <w:highlight w:val="none"/>
-        </w:rPr>
-      </w:r>
-      <w:r>
-        <w:rPr>
-          <w:rFonts w:ascii="Times New Roman" w:hAnsi="Times New Roman" w:cs="Times New Roman"/>
-          <w:sz w:val="28"/>
-          <w:szCs w:val="28"/>
-          <w:highlight w:val="none"/>
-        </w:rPr>
-      </w:r>
-    </w:p>
-    <w:p>
-      <w:pPr>
-        <w:pBdr/>
-        <w:shd w:val="nil" w:color="000000"/>
-        <w:spacing/>
-        <w:ind/>
-        <w:rPr>
-          <w:rFonts w:ascii="Times New Roman" w:hAnsi="Times New Roman" w:cs="Times New Roman"/>
-          <w:sz w:val="28"/>
-          <w:szCs w:val="28"/>
-          <w:highlight w:val="none"/>
-        </w:rPr>
-      </w:pPr>
-      <w:r>
-        <w:rPr>
-          <w:rFonts w:ascii="Times New Roman" w:hAnsi="Times New Roman" w:cs="Times New Roman"/>
-          <w:sz w:val="28"/>
-          <w:szCs w:val="28"/>
-          <w:highlight w:val="none"/>
-        </w:rPr>
-      </w:r>
-      <w:r>
-        <w:rPr>
-          <w:rFonts w:ascii="Times New Roman" w:hAnsi="Times New Roman" w:cs="Times New Roman"/>
-          <w:sz w:val="28"/>
-          <w:szCs w:val="28"/>
-          <w:highlight w:val="none"/>
-        </w:rPr>
-      </w:r>
-      <w:r>
-        <w:rPr>
-          <w:rFonts w:ascii="Times New Roman" w:hAnsi="Times New Roman" w:cs="Times New Roman"/>
-          <w:sz w:val="28"/>
-          <w:szCs w:val="28"/>
-          <w:highlight w:val="none"/>
-        </w:rPr>
-      </w:r>
-    </w:p>
-    <w:p>
-      <w:pPr>
-        <w:pBdr/>
-        <w:shd w:val="nil" w:color="000000"/>
-        <w:spacing/>
-        <w:ind/>
-        <w:rPr>
-          <w:rFonts w:ascii="Times New Roman" w:hAnsi="Times New Roman" w:cs="Times New Roman"/>
-          <w:sz w:val="28"/>
-          <w:szCs w:val="28"/>
-          <w:highlight w:val="none"/>
-        </w:rPr>
-      </w:pPr>
-      <w:r>
-        <w:rPr>
-          <w:rFonts w:ascii="Times New Roman" w:hAnsi="Times New Roman" w:cs="Times New Roman"/>
-          <w:sz w:val="28"/>
-          <w:szCs w:val="28"/>
-          <w:highlight w:val="none"/>
-        </w:rPr>
-      </w:r>
-      <w:r>
-        <w:rPr>
-          <w:rFonts w:ascii="Times New Roman" w:hAnsi="Times New Roman" w:cs="Times New Roman"/>
-          <w:sz w:val="28"/>
-          <w:szCs w:val="28"/>
-          <w:highlight w:val="none"/>
-        </w:rPr>
-      </w:r>
-      <w:r>
-        <w:rPr>
-          <w:rFonts w:ascii="Times New Roman" w:hAnsi="Times New Roman" w:cs="Times New Roman"/>
-          <w:sz w:val="28"/>
-          <w:szCs w:val="28"/>
-          <w:highlight w:val="none"/>
-        </w:rPr>
-      </w:r>
-    </w:p>
-    <w:p>
-      <w:pPr>
-        <w:pBdr/>
-        <w:shd w:val="nil" w:color="000000"/>
-        <w:spacing/>
-        <w:ind/>
-        <w:rPr>
-          <w:rFonts w:ascii="Times New Roman" w:hAnsi="Times New Roman" w:cs="Times New Roman"/>
-          <w:sz w:val="28"/>
-          <w:szCs w:val="28"/>
-          <w:highlight w:val="none"/>
-        </w:rPr>
-      </w:pPr>
-      <w:r>
-        <w:rPr>
-          <w:rFonts w:ascii="Times New Roman" w:hAnsi="Times New Roman" w:cs="Times New Roman"/>
-          <w:sz w:val="28"/>
-          <w:szCs w:val="28"/>
-          <w:highlight w:val="none"/>
-        </w:rPr>
-      </w:r>
-      <w:r>
-        <w:rPr>
-          <w:rFonts w:ascii="Times New Roman" w:hAnsi="Times New Roman" w:cs="Times New Roman"/>
-          <w:sz w:val="28"/>
-          <w:szCs w:val="28"/>
-          <w:highlight w:val="none"/>
-        </w:rPr>
-      </w:r>
-      <w:r>
-        <w:rPr>
-          <w:rFonts w:ascii="Times New Roman" w:hAnsi="Times New Roman" w:cs="Times New Roman"/>
-          <w:sz w:val="28"/>
-          <w:szCs w:val="28"/>
-          <w:highlight w:val="none"/>
-        </w:rPr>
-      </w:r>
-    </w:p>
-    <w:p>
-      <w:pPr>
-        <w:pBdr/>
-        <w:shd w:val="nil" w:color="000000"/>
-        <w:spacing/>
-        <w:ind/>
-        <w:rPr>
-          <w:rFonts w:ascii="Times New Roman" w:hAnsi="Times New Roman" w:cs="Times New Roman"/>
-          <w:sz w:val="28"/>
-          <w:szCs w:val="28"/>
-          <w:highlight w:val="none"/>
-        </w:rPr>
-      </w:pPr>
-      <w:r>
-        <w:rPr>
-          <w:rFonts w:ascii="Times New Roman" w:hAnsi="Times New Roman" w:cs="Times New Roman"/>
-          <w:sz w:val="28"/>
-          <w:szCs w:val="28"/>
-          <w:highlight w:val="none"/>
-        </w:rPr>
-      </w:r>
-      <w:r>
-        <w:rPr>
-          <w:rFonts w:ascii="Times New Roman" w:hAnsi="Times New Roman" w:cs="Times New Roman"/>
-          <w:sz w:val="28"/>
-          <w:szCs w:val="28"/>
-          <w:highlight w:val="none"/>
-        </w:rPr>
-      </w:r>
-      <w:r>
-        <w:rPr>
-          <w:rFonts w:ascii="Times New Roman" w:hAnsi="Times New Roman" w:cs="Times New Roman"/>
-          <w:sz w:val="28"/>
-          <w:szCs w:val="28"/>
-          <w:highlight w:val="none"/>
-        </w:rPr>
-      </w:r>
-    </w:p>
-    <w:p>
-      <w:pPr>
-        <w:pBdr/>
-        <w:shd w:val="nil" w:color="000000"/>
-        <w:spacing/>
-        <w:ind/>
-        <w:rPr>
-          <w:rFonts w:ascii="Times New Roman" w:hAnsi="Times New Roman" w:cs="Times New Roman"/>
-          <w:sz w:val="28"/>
-          <w:szCs w:val="28"/>
-          <w:highlight w:val="none"/>
-        </w:rPr>
-      </w:pPr>
-      <w:r>
-        <w:rPr>
-          <w:rFonts w:ascii="Times New Roman" w:hAnsi="Times New Roman" w:cs="Times New Roman"/>
-          <w:sz w:val="28"/>
-          <w:szCs w:val="28"/>
-          <w:highlight w:val="none"/>
-        </w:rPr>
-      </w:r>
-      <w:r>
-        <w:rPr>
-          <w:rFonts w:ascii="Times New Roman" w:hAnsi="Times New Roman" w:cs="Times New Roman"/>
-          <w:sz w:val="28"/>
-          <w:szCs w:val="28"/>
-          <w:highlight w:val="none"/>
-        </w:rPr>
-      </w:r>
-    </w:p>
-    <w:p>
-      <w:pPr>
-        <w:pBdr/>
-        <w:shd w:val="nil" w:color="000000"/>
-        <w:spacing/>
-        <w:ind/>
-        <w:rPr>
-          <w:rFonts w:ascii="Times New Roman" w:hAnsi="Times New Roman" w:cs="Times New Roman"/>
-          <w:sz w:val="28"/>
-          <w:szCs w:val="28"/>
-          <w:highlight w:val="none"/>
-        </w:rPr>
-      </w:pPr>
-      <w:r/>
-      <w:r>
-        <w:rPr>
-          <w:rFonts w:ascii="Times New Roman" w:hAnsi="Times New Roman" w:cs="Times New Roman"/>
-          <w:sz w:val="28"/>
-          <w:szCs w:val="28"/>
-          <w:highlight w:val="none"/>
-        </w:rPr>
-        <w:br w:type="page" w:clear="all"/>
-      </w:r>
-      <w:r/>
-      <w:r/>
-    </w:p>
-    <w:p>
-      <w:pPr>
-        <w:pBdr/>
-        <w:spacing/>
-        <w:ind/>
-        <w:jc w:val="both"/>
-        <w:rPr>
-          <w:rFonts w:ascii="Times New Roman" w:hAnsi="Times New Roman" w:cs="Times New Roman"/>
-          <w:sz w:val="28"/>
-          <w:szCs w:val="28"/>
-          <w:highlight w:val="none"/>
-        </w:rPr>
-      </w:pPr>
-      <w:r>
-        <w:rPr>
-          <w:rFonts w:ascii="Times New Roman" w:hAnsi="Times New Roman" w:cs="Times New Roman"/>
-          <w:b/>
-          <w:sz w:val="28"/>
-        </w:rPr>
-        <w:t xml:space="preserve">Висновок: </w:t>
-      </w:r>
-      <w:r>
-        <w:rPr>
-          <w:rFonts w:ascii="Times New Roman" w:hAnsi="Times New Roman" w:cs="Times New Roman"/>
-          <w:sz w:val="28"/>
-          <w:szCs w:val="28"/>
-          <w:highlight w:val="none"/>
-        </w:rPr>
-        <w:t xml:space="preserve"> в ході виконання роботи</w:t>
-      </w:r>
-      <w:r>
-        <w:rPr>
-          <w:rFonts w:ascii="Times New Roman" w:hAnsi="Times New Roman" w:cs="Times New Roman"/>
-          <w:sz w:val="28"/>
-          <w:szCs w:val="28"/>
-          <w:highlight w:val="none"/>
-        </w:rPr>
-        <w:t xml:space="preserve"> </w:t>
-      </w:r>
-      <w:r>
-        <w:rPr>
-          <w:rFonts w:ascii="Times New Roman" w:hAnsi="Times New Roman" w:cs="Times New Roman"/>
-          <w:sz w:val="28"/>
-          <w:szCs w:val="28"/>
-          <w:highlight w:val="none"/>
-        </w:rPr>
-      </w:r>
-      <w:r>
-        <w:rPr>
-          <w:rFonts w:ascii="Times New Roman" w:hAnsi="Times New Roman" w:cs="Times New Roman"/>
-          <w:sz w:val="28"/>
-          <w:szCs w:val="28"/>
-          <w:highlight w:val="none"/>
-        </w:rPr>
-        <w:t xml:space="preserve">набу</w:t>
-      </w:r>
-      <w:r>
-        <w:rPr>
-          <w:rFonts w:ascii="Times New Roman" w:hAnsi="Times New Roman" w:cs="Times New Roman"/>
-          <w:sz w:val="28"/>
-          <w:szCs w:val="28"/>
-          <w:highlight w:val="none"/>
-        </w:rPr>
-        <w:t xml:space="preserve">в практичних навичок контейнеризації Node.js-застосунків з використанням Docker шляхом розгортання REST API з лабораторної роботи №4 у контейнерному середовищі, зокрема: • встановлення Docker та ознайомлення з основними концепціями контейнери- зації; </w:t>
-      </w:r>
-      <w:r>
-        <w:rPr>
-          <w:rFonts w:ascii="Times New Roman" w:hAnsi="Times New Roman" w:cs="Times New Roman"/>
-          <w:sz w:val="28"/>
-          <w:szCs w:val="28"/>
-          <w:highlight w:val="none"/>
-        </w:rPr>
-        <w:t xml:space="preserve">• створення Dockerfile з multi-stage збіркою для TypeScript Express-застосунку; • налаштування .dockerignore для оптимізації контексту збірки; • оркестрація Express + MongoDB через Docker Compose з volumes та мережами; • реалізація healthcheck-ендпоінта з п</w:t>
+        <w:t xml:space="preserve"> створення Dockerfile з multi-stage збіркою для TypeScript Express-застосунку; • налаштування .dockerignore для оптимізації контексту збірки; • оркестрація Express + MongoDB через Docker Compose з volumes та мережами; • реалізація healthcheck-ендпоінта з п</w:t>
       </w:r>
       <w:r>
         <w:rPr>
@@ -6498,7 +5926,7 @@
 <w:ftr xmlns:wpc="http://schemas.microsoft.com/office/word/2010/wordprocessingCanvas" xmlns:mc="http://schemas.openxmlformats.org/markup-compatibility/2006" xmlns:o="urn:schemas-microsoft-com:office:office" xmlns:r="http://schemas.openxmlformats.org/officeDocument/2006/relationships" xmlns:m="http://schemas.openxmlformats.org/officeDocument/2006/math" xmlns:v="urn:schemas-microsoft-com:vml" xmlns:wp14="http://schemas.microsoft.com/office/word/2010/wordprocessingDrawing" xmlns:wp="http://schemas.openxmlformats.org/drawingml/2006/wordprocessingDrawing" xmlns:w10="urn:schemas-microsoft-com:office:word" xmlns:w="http://schemas.openxmlformats.org/wordprocessingml/2006/main" xmlns:w14="http://schemas.microsoft.com/office/word/2010/wordml" xmlns:w15="http://schemas.microsoft.com/office/word/2012/wordml" xmlns:wpg="http://schemas.microsoft.com/office/word/2010/wordprocessingGroup" xmlns:wpi="http://schemas.microsoft.com/office/word/2010/wordprocessingInk" xmlns:wne="http://schemas.microsoft.com/office/word/2006/wordml" xmlns:a="http://schemas.openxmlformats.org/drawingml/2006/main" xmlns:wps="http://schemas.microsoft.com/office/word/2010/wordprocessingShape" mc:Ignorable="w14 w15 wp14">
   <w:p>
     <w:pPr>
-      <w:pStyle w:val="2002"/>
+      <w:pStyle w:val="2009"/>
       <w:pBdr/>
       <w:spacing/>
       <w:ind/>
@@ -6514,7 +5942,7 @@
 <w:ftr xmlns:wpc="http://schemas.microsoft.com/office/word/2010/wordprocessingCanvas" xmlns:mc="http://schemas.openxmlformats.org/markup-compatibility/2006" xmlns:o="urn:schemas-microsoft-com:office:office" xmlns:r="http://schemas.openxmlformats.org/officeDocument/2006/relationships" xmlns:m="http://schemas.openxmlformats.org/officeDocument/2006/math" xmlns:v="urn:schemas-microsoft-com:vml" xmlns:wp14="http://schemas.microsoft.com/office/word/2010/wordprocessingDrawing" xmlns:wp="http://schemas.openxmlformats.org/drawingml/2006/wordprocessingDrawing" xmlns:w10="urn:schemas-microsoft-com:office:word" xmlns:w="http://schemas.openxmlformats.org/wordprocessingml/2006/main" xmlns:w14="http://schemas.microsoft.com/office/word/2010/wordml" xmlns:w15="http://schemas.microsoft.com/office/word/2012/wordml" xmlns:wpg="http://schemas.microsoft.com/office/word/2010/wordprocessingGroup" xmlns:wpi="http://schemas.microsoft.com/office/word/2010/wordprocessingInk" xmlns:wne="http://schemas.microsoft.com/office/word/2006/wordml" xmlns:a="http://schemas.openxmlformats.org/drawingml/2006/main" xmlns:wps="http://schemas.microsoft.com/office/word/2010/wordprocessingShape" mc:Ignorable="w14 w15 wp14">
   <w:p>
     <w:pPr>
-      <w:pStyle w:val="2002"/>
+      <w:pStyle w:val="2009"/>
       <w:pBdr/>
       <w:spacing/>
       <w:ind/>
@@ -6563,7 +5991,7 @@
 <w:hdr xmlns:wpc="http://schemas.microsoft.com/office/word/2010/wordprocessingCanvas" xmlns:mc="http://schemas.openxmlformats.org/markup-compatibility/2006" xmlns:o="urn:schemas-microsoft-com:office:office" xmlns:r="http://schemas.openxmlformats.org/officeDocument/2006/relationships" xmlns:m="http://schemas.openxmlformats.org/officeDocument/2006/math" xmlns:v="urn:schemas-microsoft-com:vml" xmlns:wp14="http://schemas.microsoft.com/office/word/2010/wordprocessingDrawing" xmlns:wp="http://schemas.openxmlformats.org/drawingml/2006/wordprocessingDrawing" xmlns:w10="urn:schemas-microsoft-com:office:word" xmlns:w="http://schemas.openxmlformats.org/wordprocessingml/2006/main" xmlns:w14="http://schemas.microsoft.com/office/word/2010/wordml" xmlns:w15="http://schemas.microsoft.com/office/word/2012/wordml" xmlns:wpg="http://schemas.microsoft.com/office/word/2010/wordprocessingGroup" xmlns:wpi="http://schemas.microsoft.com/office/word/2010/wordprocessingInk" xmlns:wne="http://schemas.microsoft.com/office/word/2006/wordml" xmlns:a="http://schemas.openxmlformats.org/drawingml/2006/main" xmlns:wps="http://schemas.microsoft.com/office/word/2010/wordprocessingShape" mc:Ignorable="w14 w15 wp14">
   <w:p>
     <w:pPr>
-      <w:pStyle w:val="2000"/>
+      <w:pStyle w:val="2007"/>
       <w:pBdr/>
       <w:spacing/>
       <w:ind/>
@@ -6626,7 +6054,7 @@
                         <w:txbxContent>
                           <w:p>
                             <w:pPr>
-                              <w:pStyle w:val="2004"/>
+                              <w:pStyle w:val="2011"/>
                               <w:pBdr/>
                               <w:spacing/>
                               <w:ind/>
@@ -7071,7 +6499,7 @@
                             <w:txbxContent>
                               <w:p>
                                 <w:pPr>
-                                  <w:pStyle w:val="2004"/>
+                                  <w:pStyle w:val="2011"/>
                                   <w:pBdr/>
                                   <w:spacing/>
                                   <w:ind/>
@@ -7165,7 +6593,7 @@
                             <w:txbxContent>
                               <w:p>
                                 <w:pPr>
-                                  <w:pStyle w:val="2004"/>
+                                  <w:pStyle w:val="2011"/>
                                   <w:pBdr/>
                                   <w:spacing/>
                                   <w:ind/>
@@ -7259,7 +6687,7 @@
                             <w:txbxContent>
                               <w:p>
                                 <w:pPr>
-                                  <w:pStyle w:val="2004"/>
+                                  <w:pStyle w:val="2011"/>
                                   <w:pBdr/>
                                   <w:spacing/>
                                   <w:ind/>
@@ -7305,7 +6733,7 @@
                               </w:p>
                               <w:p>
                                 <w:pPr>
-                                  <w:pStyle w:val="2004"/>
+                                  <w:pStyle w:val="2011"/>
                                   <w:pBdr/>
                                   <w:spacing/>
                                   <w:ind/>
@@ -7336,7 +6764,7 @@
                               </w:p>
                               <w:p>
                                 <w:pPr>
-                                  <w:pStyle w:val="2004"/>
+                                  <w:pStyle w:val="2011"/>
                                   <w:pBdr/>
                                   <w:spacing/>
                                   <w:ind/>
@@ -7367,7 +6795,7 @@
                               </w:p>
                               <w:p>
                                 <w:pPr>
-                                  <w:pStyle w:val="2004"/>
+                                  <w:pStyle w:val="2011"/>
                                   <w:pBdr/>
                                   <w:spacing/>
                                   <w:ind/>
@@ -7398,7 +6826,7 @@
                               </w:p>
                               <w:p>
                                 <w:pPr>
-                                  <w:pStyle w:val="2004"/>
+                                  <w:pStyle w:val="2011"/>
                                   <w:pBdr/>
                                   <w:spacing/>
                                   <w:ind/>
@@ -7429,7 +6857,7 @@
                               </w:p>
                               <w:p>
                                 <w:pPr>
-                                  <w:pStyle w:val="2004"/>
+                                  <w:pStyle w:val="2011"/>
                                   <w:pBdr/>
                                   <w:spacing/>
                                   <w:ind/>
@@ -7515,7 +6943,7 @@
                             <w:txbxContent>
                               <w:p>
                                 <w:pPr>
-                                  <w:pStyle w:val="2004"/>
+                                  <w:pStyle w:val="2011"/>
                                   <w:pBdr/>
                                   <w:spacing/>
                                   <w:ind/>
@@ -7602,7 +7030,7 @@
                             <w:txbxContent>
                               <w:p>
                                 <w:pPr>
-                                  <w:pStyle w:val="2004"/>
+                                  <w:pStyle w:val="2011"/>
                                   <w:pBdr/>
                                   <w:spacing/>
                                   <w:ind/>
@@ -7689,7 +7117,7 @@
                             <w:txbxContent>
                               <w:p>
                                 <w:pPr>
-                                  <w:pStyle w:val="2004"/>
+                                  <w:pStyle w:val="2011"/>
                                   <w:pBdr/>
                                   <w:spacing/>
                                   <w:ind/>
@@ -7783,7 +7211,7 @@
                             <w:txbxContent>
                               <w:p>
                                 <w:pPr>
-                                  <w:pStyle w:val="2004"/>
+                                  <w:pStyle w:val="2011"/>
                                   <w:pBdr/>
                                   <w:spacing/>
                                   <w:ind/>
@@ -7985,6 +7413,13 @@
                                     <w:lang w:val="en-US"/>
                                   </w:rPr>
                                 </w:r>
+                                <w:r>
+                                  <w:rPr>
+                                    <w:rFonts w:ascii="ISOCPEUR" w:hAnsi="ISOCPEUR"/>
+                                    <w:i/>
+                                    <w:lang w:val="en-US"/>
+                                  </w:rPr>
+                                </w:r>
                               </w:p>
                               <w:p>
                                 <w:pPr>
@@ -8044,12 +7479,6 @@
                                   <w:szCs w:val="20"/>
                                 </w:rPr>
                               </w:pPr>
-                              <w:r>
-                                <w:rPr>
-                                  <w:sz w:val="20"/>
-                                  <w:szCs w:val="20"/>
-                                </w:rPr>
-                              </w:r>
                               <w:r>
                                 <w:rPr>
                                   <w:sz w:val="20"/>
@@ -8151,7 +7580,7 @@
                   <w:txbxContent>
                     <w:p>
                       <w:pPr>
-                        <w:pStyle w:val="2004"/>
+                        <w:pStyle w:val="2011"/>
                         <w:pBdr/>
                         <w:spacing/>
                         <w:ind/>
@@ -8259,7 +7688,7 @@
                       <w:txbxContent>
                         <w:p>
                           <w:pPr>
-                            <w:pStyle w:val="2004"/>
+                            <w:pStyle w:val="2011"/>
                             <w:pBdr/>
                             <w:spacing/>
                             <w:ind/>
@@ -8333,7 +7762,7 @@
                       <w:txbxContent>
                         <w:p>
                           <w:pPr>
-                            <w:pStyle w:val="2004"/>
+                            <w:pStyle w:val="2011"/>
                             <w:pBdr/>
                             <w:spacing/>
                             <w:ind/>
@@ -8407,7 +7836,7 @@
                       <w:txbxContent>
                         <w:p>
                           <w:pPr>
-                            <w:pStyle w:val="2004"/>
+                            <w:pStyle w:val="2011"/>
                             <w:pBdr/>
                             <w:spacing/>
                             <w:ind/>
@@ -8453,7 +7882,7 @@
                         </w:p>
                         <w:p>
                           <w:pPr>
-                            <w:pStyle w:val="2004"/>
+                            <w:pStyle w:val="2011"/>
                             <w:pBdr/>
                             <w:spacing/>
                             <w:ind/>
@@ -8484,7 +7913,7 @@
                         </w:p>
                         <w:p>
                           <w:pPr>
-                            <w:pStyle w:val="2004"/>
+                            <w:pStyle w:val="2011"/>
                             <w:pBdr/>
                             <w:spacing/>
                             <w:ind/>
@@ -8515,7 +7944,7 @@
                         </w:p>
                         <w:p>
                           <w:pPr>
-                            <w:pStyle w:val="2004"/>
+                            <w:pStyle w:val="2011"/>
                             <w:pBdr/>
                             <w:spacing/>
                             <w:ind/>
@@ -8546,7 +7975,7 @@
                         </w:p>
                         <w:p>
                           <w:pPr>
-                            <w:pStyle w:val="2004"/>
+                            <w:pStyle w:val="2011"/>
                             <w:pBdr/>
                             <w:spacing/>
                             <w:ind/>
@@ -8577,7 +8006,7 @@
                         </w:p>
                         <w:p>
                           <w:pPr>
-                            <w:pStyle w:val="2004"/>
+                            <w:pStyle w:val="2011"/>
                             <w:pBdr/>
                             <w:spacing/>
                             <w:ind/>
@@ -8643,7 +8072,7 @@
                       <w:txbxContent>
                         <w:p>
                           <w:pPr>
-                            <w:pStyle w:val="2004"/>
+                            <w:pStyle w:val="2011"/>
                             <w:pBdr/>
                             <w:spacing/>
                             <w:ind/>
@@ -8710,7 +8139,7 @@
                       <w:txbxContent>
                         <w:p>
                           <w:pPr>
-                            <w:pStyle w:val="2004"/>
+                            <w:pStyle w:val="2011"/>
                             <w:pBdr/>
                             <w:spacing/>
                             <w:ind/>
@@ -8777,7 +8206,7 @@
                       <w:txbxContent>
                         <w:p>
                           <w:pPr>
-                            <w:pStyle w:val="2004"/>
+                            <w:pStyle w:val="2011"/>
                             <w:pBdr/>
                             <w:spacing/>
                             <w:ind/>
@@ -8851,7 +8280,7 @@
                       <w:txbxContent>
                         <w:p>
                           <w:pPr>
-                            <w:pStyle w:val="2004"/>
+                            <w:pStyle w:val="2011"/>
                             <w:pBdr/>
                             <w:spacing/>
                             <w:ind/>
@@ -9033,6 +8462,13 @@
                               <w:lang w:val="en-US"/>
                             </w:rPr>
                           </w:r>
+                          <w:r>
+                            <w:rPr>
+                              <w:rFonts w:ascii="ISOCPEUR" w:hAnsi="ISOCPEUR"/>
+                              <w:i/>
+                              <w:lang w:val="en-US"/>
+                            </w:rPr>
+                          </w:r>
                         </w:p>
                         <w:p>
                           <w:pPr>
@@ -9072,12 +8508,6 @@
                             <w:szCs w:val="20"/>
                           </w:rPr>
                         </w:pPr>
-                        <w:r>
-                          <w:rPr>
-                            <w:sz w:val="20"/>
-                            <w:szCs w:val="20"/>
-                          </w:rPr>
-                        </w:r>
                         <w:r>
                           <w:rPr>
                             <w:sz w:val="20"/>
@@ -9170,7 +8600,7 @@
 <w:hdr xmlns:wpc="http://schemas.microsoft.com/office/word/2010/wordprocessingCanvas" xmlns:mc="http://schemas.openxmlformats.org/markup-compatibility/2006" xmlns:o="urn:schemas-microsoft-com:office:office" xmlns:r="http://schemas.openxmlformats.org/officeDocument/2006/relationships" xmlns:m="http://schemas.openxmlformats.org/officeDocument/2006/math" xmlns:v="urn:schemas-microsoft-com:vml" xmlns:wp14="http://schemas.microsoft.com/office/word/2010/wordprocessingDrawing" xmlns:wp="http://schemas.openxmlformats.org/drawingml/2006/wordprocessingDrawing" xmlns:w10="urn:schemas-microsoft-com:office:word" xmlns:w="http://schemas.openxmlformats.org/wordprocessingml/2006/main" xmlns:w14="http://schemas.microsoft.com/office/word/2010/wordml" xmlns:w15="http://schemas.microsoft.com/office/word/2012/wordml" xmlns:wpg="http://schemas.microsoft.com/office/word/2010/wordprocessingGroup" xmlns:wpi="http://schemas.microsoft.com/office/word/2010/wordprocessingInk" xmlns:wne="http://schemas.microsoft.com/office/word/2006/wordml" xmlns:a="http://schemas.openxmlformats.org/drawingml/2006/main" xmlns:wps="http://schemas.microsoft.com/office/word/2010/wordprocessingShape" mc:Ignorable="w14 w15 wp14">
   <w:p>
     <w:pPr>
-      <w:pStyle w:val="2000"/>
+      <w:pStyle w:val="2007"/>
       <w:pBdr/>
       <w:spacing/>
       <w:ind/>
@@ -9512,7 +8942,7 @@
                         <w:txbxContent>
                           <w:p>
                             <w:pPr>
-                              <w:pStyle w:val="2004"/>
+                              <w:pStyle w:val="2011"/>
                               <w:pBdr/>
                               <w:spacing/>
                               <w:ind/>
@@ -9578,7 +9008,7 @@
                         <w:txbxContent>
                           <w:p>
                             <w:pPr>
-                              <w:pStyle w:val="2004"/>
+                              <w:pStyle w:val="2011"/>
                               <w:pBdr/>
                               <w:spacing/>
                               <w:ind/>
@@ -9648,7 +9078,7 @@
                         <w:txbxContent>
                           <w:p>
                             <w:pPr>
-                              <w:pStyle w:val="2004"/>
+                              <w:pStyle w:val="2011"/>
                               <w:pBdr/>
                               <w:spacing/>
                               <w:ind/>
@@ -9726,7 +9156,7 @@
                         <w:txbxContent>
                           <w:p>
                             <w:pPr>
-                              <w:pStyle w:val="2004"/>
+                              <w:pStyle w:val="2011"/>
                               <w:pBdr/>
                               <w:spacing/>
                               <w:ind/>
@@ -9788,7 +9218,7 @@
                         <w:txbxContent>
                           <w:p>
                             <w:pPr>
-                              <w:pStyle w:val="2004"/>
+                              <w:pStyle w:val="2011"/>
                               <w:pBdr/>
                               <w:spacing/>
                               <w:ind/>
@@ -9850,7 +9280,7 @@
                         <w:txbxContent>
                           <w:p>
                             <w:pPr>
-                              <w:pStyle w:val="2004"/>
+                              <w:pStyle w:val="2011"/>
                               <w:pBdr/>
                               <w:spacing/>
                               <w:ind/>
@@ -9913,7 +9343,7 @@
                         <w:txbxContent>
                           <w:p>
                             <w:pPr>
-                              <w:pStyle w:val="2004"/>
+                              <w:pStyle w:val="2011"/>
                               <w:pBdr/>
                               <w:spacing/>
                               <w:ind/>
@@ -10062,7 +9492,9 @@
                                 <w:i/>
                                 <w:sz w:val="25"/>
                                 <w:szCs w:val="25"/>
+                                <w:lang w:val="en-US"/>
                               </w:rPr>
+                              <w:t xml:space="preserve">5</w:t>
                             </w:r>
                             <w:r>
                               <w:rPr>
@@ -10070,9 +9502,7 @@
                                 <w:i/>
                                 <w:sz w:val="25"/>
                                 <w:szCs w:val="25"/>
-                                <w:lang w:val="en-US"/>
                               </w:rPr>
-                              <w:t xml:space="preserve">5</w:t>
                             </w:r>
                             <w:r>
                               <w:rPr>
@@ -10271,7 +9701,7 @@
                           <w:txbxContent>
                             <w:p>
                               <w:pPr>
-                                <w:pStyle w:val="2004"/>
+                                <w:pStyle w:val="2011"/>
                                 <w:pBdr/>
                                 <w:spacing/>
                                 <w:ind/>
@@ -10347,7 +9777,7 @@
                           <w:txbxContent>
                             <w:p>
                               <w:pPr>
-                                <w:pStyle w:val="2004"/>
+                                <w:pStyle w:val="2011"/>
                                 <w:pBdr/>
                                 <w:spacing/>
                                 <w:ind/>
@@ -10444,7 +9874,7 @@
                           <w:txbxContent>
                             <w:p>
                               <w:pPr>
-                                <w:pStyle w:val="2004"/>
+                                <w:pStyle w:val="2011"/>
                                 <w:pBdr/>
                                 <w:spacing/>
                                 <w:ind/>
@@ -10530,12 +9960,6 @@
                               <w:r>
                                 <w:rPr>
                                   <w:sz w:val="20"/>
-                                  <w:szCs w:val="20"/>
-                                </w:rPr>
-                              </w:r>
-                              <w:r>
-                                <w:rPr>
-                                  <w:sz w:val="22"/>
                                   <w:szCs w:val="20"/>
                                 </w:rPr>
                               </w:r>
@@ -10658,7 +10082,7 @@
                           <w:txbxContent>
                             <w:p>
                               <w:pPr>
-                                <w:pStyle w:val="2004"/>
+                                <w:pStyle w:val="2011"/>
                                 <w:pBdr/>
                                 <w:spacing/>
                                 <w:ind/>
@@ -10764,7 +10188,7 @@
                           <w:txbxContent>
                             <w:p>
                               <w:pPr>
-                                <w:pStyle w:val="2004"/>
+                                <w:pStyle w:val="2011"/>
                                 <w:pBdr/>
                                 <w:spacing/>
                                 <w:ind/>
@@ -10870,7 +10294,7 @@
                           <w:txbxContent>
                             <w:p>
                               <w:pPr>
-                                <w:pStyle w:val="2004"/>
+                                <w:pStyle w:val="2011"/>
                                 <w:pBdr/>
                                 <w:spacing/>
                                 <w:ind/>
@@ -11199,7 +10623,7 @@
                         <w:txbxContent>
                           <w:p>
                             <w:pPr>
-                              <w:pStyle w:val="2004"/>
+                              <w:pStyle w:val="2011"/>
                               <w:pBdr/>
                               <w:spacing/>
                               <w:ind/>
@@ -11253,7 +10677,7 @@
                         <w:txbxContent>
                           <w:p>
                             <w:pPr>
-                              <w:pStyle w:val="2004"/>
+                              <w:pStyle w:val="2011"/>
                               <w:pBdr/>
                               <w:spacing/>
                               <w:ind/>
@@ -11310,7 +10734,7 @@
                         <w:txbxContent>
                           <w:p>
                             <w:pPr>
-                              <w:pStyle w:val="2004"/>
+                              <w:pStyle w:val="2011"/>
                               <w:pBdr/>
                               <w:spacing/>
                               <w:ind/>
@@ -11320,6 +10744,12 @@
                                 <w:lang w:val="en-US"/>
                               </w:rPr>
                             </w:pPr>
+                            <w:r>
+                              <w:rPr>
+                                <w:sz w:val="20"/>
+                                <w:lang w:val="en-US"/>
+                              </w:rPr>
+                            </w:r>
                             <w:r>
                               <w:rPr>
                                 <w:sz w:val="20"/>
@@ -11417,7 +10847,7 @@
                         <w:txbxContent>
                           <w:p>
                             <w:pPr>
-                              <w:pStyle w:val="2004"/>
+                              <w:pStyle w:val="2011"/>
                               <w:pBdr/>
                               <w:spacing w:before="60"/>
                               <w:ind/>
@@ -11538,7 +10968,7 @@
                   <w:txbxContent>
                     <w:p>
                       <w:pPr>
-                        <w:pStyle w:val="2004"/>
+                        <w:pStyle w:val="2011"/>
                         <w:pBdr/>
                         <w:spacing/>
                         <w:ind/>
@@ -11584,7 +11014,7 @@
                   <w:txbxContent>
                     <w:p>
                       <w:pPr>
-                        <w:pStyle w:val="2004"/>
+                        <w:pStyle w:val="2011"/>
                         <w:pBdr/>
                         <w:spacing/>
                         <w:ind/>
@@ -11634,7 +11064,7 @@
                   <w:txbxContent>
                     <w:p>
                       <w:pPr>
-                        <w:pStyle w:val="2004"/>
+                        <w:pStyle w:val="2011"/>
                         <w:pBdr/>
                         <w:spacing/>
                         <w:ind/>
@@ -11692,7 +11122,7 @@
                   <w:txbxContent>
                     <w:p>
                       <w:pPr>
-                        <w:pStyle w:val="2004"/>
+                        <w:pStyle w:val="2011"/>
                         <w:pBdr/>
                         <w:spacing/>
                         <w:ind/>
@@ -11734,7 +11164,7 @@
                   <w:txbxContent>
                     <w:p>
                       <w:pPr>
-                        <w:pStyle w:val="2004"/>
+                        <w:pStyle w:val="2011"/>
                         <w:pBdr/>
                         <w:spacing/>
                         <w:ind/>
@@ -11776,7 +11206,7 @@
                   <w:txbxContent>
                     <w:p>
                       <w:pPr>
-                        <w:pStyle w:val="2004"/>
+                        <w:pStyle w:val="2011"/>
                         <w:pBdr/>
                         <w:spacing/>
                         <w:ind/>
@@ -11819,7 +11249,7 @@
                   <w:txbxContent>
                     <w:p>
                       <w:pPr>
-                        <w:pStyle w:val="2004"/>
+                        <w:pStyle w:val="2011"/>
                         <w:pBdr/>
                         <w:spacing/>
                         <w:ind/>
@@ -11948,7 +11378,9 @@
                           <w:i/>
                           <w:sz w:val="25"/>
                           <w:szCs w:val="25"/>
+                          <w:lang w:val="en-US"/>
                         </w:rPr>
+                        <w:t xml:space="preserve">5</w:t>
                       </w:r>
                       <w:r>
                         <w:rPr>
@@ -11956,9 +11388,7 @@
                           <w:i/>
                           <w:sz w:val="25"/>
                           <w:szCs w:val="25"/>
-                          <w:lang w:val="en-US"/>
                         </w:rPr>
-                        <w:t xml:space="preserve">5</w:t>
                       </w:r>
                       <w:r>
                         <w:rPr>
@@ -11993,7 +11423,7 @@
                     <w:txbxContent>
                       <w:p>
                         <w:pPr>
-                          <w:pStyle w:val="2004"/>
+                          <w:pStyle w:val="2011"/>
                           <w:pBdr/>
                           <w:spacing/>
                           <w:ind/>
@@ -12049,7 +11479,7 @@
                     <w:txbxContent>
                       <w:p>
                         <w:pPr>
-                          <w:pStyle w:val="2004"/>
+                          <w:pStyle w:val="2011"/>
                           <w:pBdr/>
                           <w:spacing/>
                           <w:ind/>
@@ -12117,7 +11547,7 @@
                     <w:txbxContent>
                       <w:p>
                         <w:pPr>
-                          <w:pStyle w:val="2004"/>
+                          <w:pStyle w:val="2011"/>
                           <w:pBdr/>
                           <w:spacing/>
                           <w:ind/>
@@ -12183,12 +11613,6 @@
                         <w:r>
                           <w:rPr>
                             <w:sz w:val="20"/>
-                            <w:szCs w:val="20"/>
-                          </w:rPr>
-                        </w:r>
-                        <w:r>
-                          <w:rPr>
-                            <w:sz w:val="22"/>
                             <w:szCs w:val="20"/>
                           </w:rPr>
                         </w:r>
@@ -12282,7 +11706,7 @@
                     <w:txbxContent>
                       <w:p>
                         <w:pPr>
-                          <w:pStyle w:val="2004"/>
+                          <w:pStyle w:val="2011"/>
                           <w:pBdr/>
                           <w:spacing/>
                           <w:ind/>
@@ -12339,7 +11763,7 @@
                     <w:txbxContent>
                       <w:p>
                         <w:pPr>
-                          <w:pStyle w:val="2004"/>
+                          <w:pStyle w:val="2011"/>
                           <w:pBdr/>
                           <w:spacing/>
                           <w:ind/>
@@ -12396,7 +11820,7 @@
                     <w:txbxContent>
                       <w:p>
                         <w:pPr>
-                          <w:pStyle w:val="2004"/>
+                          <w:pStyle w:val="2011"/>
                           <w:pBdr/>
                           <w:spacing/>
                           <w:ind/>
@@ -12557,7 +11981,7 @@
                   <w:txbxContent>
                     <w:p>
                       <w:pPr>
-                        <w:pStyle w:val="2004"/>
+                        <w:pStyle w:val="2011"/>
                         <w:pBdr/>
                         <w:spacing/>
                         <w:ind/>
@@ -12591,7 +12015,7 @@
                   <w:txbxContent>
                     <w:p>
                       <w:pPr>
-                        <w:pStyle w:val="2004"/>
+                        <w:pStyle w:val="2011"/>
                         <w:pBdr/>
                         <w:spacing/>
                         <w:ind/>
@@ -12628,7 +12052,7 @@
                   <w:txbxContent>
                     <w:p>
                       <w:pPr>
-                        <w:pStyle w:val="2004"/>
+                        <w:pStyle w:val="2011"/>
                         <w:pBdr/>
                         <w:spacing/>
                         <w:ind/>
@@ -12638,6 +12062,12 @@
                           <w:lang w:val="en-US"/>
                         </w:rPr>
                       </w:pPr>
+                      <w:r>
+                        <w:rPr>
+                          <w:sz w:val="20"/>
+                          <w:lang w:val="en-US"/>
+                        </w:rPr>
+                      </w:r>
                       <w:r>
                         <w:rPr>
                           <w:sz w:val="20"/>
@@ -12661,7 +12091,7 @@
                   <w:txbxContent>
                     <w:p>
                       <w:pPr>
-                        <w:pStyle w:val="2004"/>
+                        <w:pStyle w:val="2011"/>
                         <w:pBdr/>
                         <w:spacing w:before="60"/>
                         <w:ind/>
@@ -13072,9 +12502,9 @@
     <w:lsdException w:name="Bibliography" w:uiPriority="37"/>
     <w:lsdException w:name="TOC Heading" w:uiPriority="39" w:qFormat="1"/>
   </w:latentStyles>
-  <w:style w:type="table" w:styleId="1811">
+  <w:style w:type="table" w:styleId="1818">
     <w:name w:val="Table Grid Light"/>
-    <w:basedOn w:val="1995"/>
+    <w:basedOn w:val="2002"/>
     <w:uiPriority w:val="59"/>
     <w:pPr>
       <w:pBdr/>
@@ -13271,9 +12701,9 @@
       </w:tcPr>
     </w:tblStylePr>
   </w:style>
-  <w:style w:type="table" w:styleId="1812">
+  <w:style w:type="table" w:styleId="1819">
     <w:name w:val="Plain Table 1"/>
-    <w:basedOn w:val="1995"/>
+    <w:basedOn w:val="2002"/>
     <w:uiPriority w:val="59"/>
     <w:pPr>
       <w:pBdr/>
@@ -13496,9 +12926,9 @@
       </w:tcPr>
     </w:tblStylePr>
   </w:style>
-  <w:style w:type="table" w:styleId="1813">
+  <w:style w:type="table" w:styleId="1820">
     <w:name w:val="Plain Table 2"/>
-    <w:basedOn w:val="1995"/>
+    <w:basedOn w:val="2002"/>
     <w:uiPriority w:val="59"/>
     <w:pPr>
       <w:pBdr/>
@@ -13729,9 +13159,9 @@
       </w:tcPr>
     </w:tblStylePr>
   </w:style>
-  <w:style w:type="table" w:styleId="1814">
+  <w:style w:type="table" w:styleId="1821">
     <w:name w:val="Plain Table 3"/>
-    <w:basedOn w:val="1995"/>
+    <w:basedOn w:val="2002"/>
     <w:uiPriority w:val="99"/>
     <w:pPr>
       <w:pBdr/>
@@ -13959,9 +13389,9 @@
       </w:tcPr>
     </w:tblStylePr>
   </w:style>
-  <w:style w:type="table" w:styleId="1815">
+  <w:style w:type="table" w:styleId="1822">
     <w:name w:val="Plain Table 4"/>
-    <w:basedOn w:val="1995"/>
+    <w:basedOn w:val="2002"/>
     <w:uiPriority w:val="99"/>
     <w:pPr>
       <w:pBdr/>
@@ -14175,9 +13605,9 @@
       </w:tcPr>
     </w:tblStylePr>
   </w:style>
-  <w:style w:type="table" w:styleId="1816">
+  <w:style w:type="table" w:styleId="1823">
     <w:name w:val="Plain Table 5"/>
-    <w:basedOn w:val="1995"/>
+    <w:basedOn w:val="2002"/>
     <w:uiPriority w:val="99"/>
     <w:pPr>
       <w:pBdr/>
@@ -14408,9 +13838,9 @@
       </w:tcPr>
     </w:tblStylePr>
   </w:style>
-  <w:style w:type="table" w:styleId="1817">
+  <w:style w:type="table" w:styleId="1824">
     <w:name w:val="Grid Table 1 Light"/>
-    <w:basedOn w:val="1995"/>
+    <w:basedOn w:val="2002"/>
     <w:uiPriority w:val="99"/>
     <w:pPr>
       <w:pBdr/>
@@ -14631,9 +14061,9 @@
       </w:tcPr>
     </w:tblStylePr>
   </w:style>
-  <w:style w:type="table" w:styleId="1818">
+  <w:style w:type="table" w:styleId="1825">
     <w:name w:val="Grid Table 1 Light - Accent 1"/>
-    <w:basedOn w:val="1995"/>
+    <w:basedOn w:val="2002"/>
     <w:uiPriority w:val="99"/>
     <w:pPr>
       <w:pBdr/>
@@ -14854,9 +14284,9 @@
       </w:tcPr>
     </w:tblStylePr>
   </w:style>
-  <w:style w:type="table" w:styleId="1819">
+  <w:style w:type="table" w:styleId="1826">
     <w:name w:val="Grid Table 1 Light - Accent 2"/>
-    <w:basedOn w:val="1995"/>
+    <w:basedOn w:val="2002"/>
     <w:uiPriority w:val="99"/>
     <w:pPr>
       <w:pBdr/>
@@ -15077,9 +14507,9 @@
       </w:tcPr>
     </w:tblStylePr>
   </w:style>
-  <w:style w:type="table" w:styleId="1820">
+  <w:style w:type="table" w:styleId="1827">
     <w:name w:val="Grid Table 1 Light - Accent 3"/>
-    <w:basedOn w:val="1995"/>
+    <w:basedOn w:val="2002"/>
     <w:uiPriority w:val="99"/>
     <w:pPr>
       <w:pBdr/>
@@ -15300,9 +14730,9 @@
       </w:tcPr>
     </w:tblStylePr>
   </w:style>
-  <w:style w:type="table" w:styleId="1821">
+  <w:style w:type="table" w:styleId="1828">
     <w:name w:val="Grid Table 1 Light - Accent 4"/>
-    <w:basedOn w:val="1995"/>
+    <w:basedOn w:val="2002"/>
     <w:uiPriority w:val="99"/>
     <w:pPr>
       <w:pBdr/>
@@ -15523,9 +14953,9 @@
       </w:tcPr>
     </w:tblStylePr>
   </w:style>
-  <w:style w:type="table" w:styleId="1822">
+  <w:style w:type="table" w:styleId="1829">
     <w:name w:val="Grid Table 1 Light - Accent 5"/>
-    <w:basedOn w:val="1995"/>
+    <w:basedOn w:val="2002"/>
     <w:uiPriority w:val="99"/>
     <w:pPr>
       <w:pBdr/>
@@ -15746,9 +15176,9 @@
       </w:tcPr>
     </w:tblStylePr>
   </w:style>
-  <w:style w:type="table" w:styleId="1823">
+  <w:style w:type="table" w:styleId="1830">
     <w:name w:val="Grid Table 1 Light - Accent 6"/>
-    <w:basedOn w:val="1995"/>
+    <w:basedOn w:val="2002"/>
     <w:uiPriority w:val="99"/>
     <w:pPr>
       <w:pBdr/>
@@ -15969,9 +15399,9 @@
       </w:tcPr>
     </w:tblStylePr>
   </w:style>
-  <w:style w:type="table" w:styleId="1824">
+  <w:style w:type="table" w:styleId="1831">
     <w:name w:val="Grid Table 2"/>
-    <w:basedOn w:val="1995"/>
+    <w:basedOn w:val="2002"/>
     <w:uiPriority w:val="99"/>
     <w:pPr>
       <w:pBdr/>
@@ -16201,9 +15631,9 @@
       </w:tcPr>
     </w:tblStylePr>
   </w:style>
-  <w:style w:type="table" w:styleId="1825">
+  <w:style w:type="table" w:styleId="1832">
     <w:name w:val="Grid Table 2 - Accent 1"/>
-    <w:basedOn w:val="1995"/>
+    <w:basedOn w:val="2002"/>
     <w:uiPriority w:val="99"/>
     <w:pPr>
       <w:pBdr/>
@@ -16433,9 +15863,9 @@
       </w:tcPr>
     </w:tblStylePr>
   </w:style>
-  <w:style w:type="table" w:styleId="1826">
+  <w:style w:type="table" w:styleId="1833">
     <w:name w:val="Grid Table 2 - Accent 2"/>
-    <w:basedOn w:val="1995"/>
+    <w:basedOn w:val="2002"/>
     <w:uiPriority w:val="99"/>
     <w:pPr>
       <w:pBdr/>
@@ -16665,9 +16095,9 @@
       </w:tcPr>
     </w:tblStylePr>
   </w:style>
-  <w:style w:type="table" w:styleId="1827">
+  <w:style w:type="table" w:styleId="1834">
     <w:name w:val="Grid Table 2 - Accent 3"/>
-    <w:basedOn w:val="1995"/>
+    <w:basedOn w:val="2002"/>
     <w:uiPriority w:val="99"/>
     <w:pPr>
       <w:pBdr/>
@@ -16897,9 +16327,9 @@
       </w:tcPr>
     </w:tblStylePr>
   </w:style>
-  <w:style w:type="table" w:styleId="1828">
+  <w:style w:type="table" w:styleId="1835">
     <w:name w:val="Grid Table 2 - Accent 4"/>
-    <w:basedOn w:val="1995"/>
+    <w:basedOn w:val="2002"/>
     <w:uiPriority w:val="99"/>
     <w:pPr>
       <w:pBdr/>
@@ -17129,9 +16559,9 @@
       </w:tcPr>
     </w:tblStylePr>
   </w:style>
-  <w:style w:type="table" w:styleId="1829">
+  <w:style w:type="table" w:styleId="1836">
     <w:name w:val="Grid Table 2 - Accent 5"/>
-    <w:basedOn w:val="1995"/>
+    <w:basedOn w:val="2002"/>
     <w:uiPriority w:val="99"/>
     <w:pPr>
       <w:pBdr/>
@@ -17361,9 +16791,9 @@
       </w:tcPr>
     </w:tblStylePr>
   </w:style>
-  <w:style w:type="table" w:styleId="1830">
+  <w:style w:type="table" w:styleId="1837">
     <w:name w:val="Grid Table 2 - Accent 6"/>
-    <w:basedOn w:val="1995"/>
+    <w:basedOn w:val="2002"/>
     <w:uiPriority w:val="99"/>
     <w:pPr>
       <w:pBdr/>
@@ -17593,9 +17023,9 @@
       </w:tcPr>
     </w:tblStylePr>
   </w:style>
-  <w:style w:type="table" w:styleId="1831">
+  <w:style w:type="table" w:styleId="1838">
     <w:name w:val="Grid Table 3"/>
-    <w:basedOn w:val="1995"/>
+    <w:basedOn w:val="2002"/>
     <w:uiPriority w:val="99"/>
     <w:pPr>
       <w:pBdr/>
@@ -17838,9 +17268,9 @@
       </w:tcPr>
     </w:tblStylePr>
   </w:style>
-  <w:style w:type="table" w:styleId="1832">
+  <w:style w:type="table" w:styleId="1839">
     <w:name w:val="Grid Table 3 - Accent 1"/>
-    <w:basedOn w:val="1995"/>
+    <w:basedOn w:val="2002"/>
     <w:uiPriority w:val="99"/>
     <w:pPr>
       <w:pBdr/>
@@ -18083,9 +17513,9 @@
       </w:tcPr>
     </w:tblStylePr>
   </w:style>
-  <w:style w:type="table" w:styleId="1833">
+  <w:style w:type="table" w:styleId="1840">
     <w:name w:val="Grid Table 3 - Accent 2"/>
-    <w:basedOn w:val="1995"/>
+    <w:basedOn w:val="2002"/>
     <w:uiPriority w:val="99"/>
     <w:pPr>
       <w:pBdr/>
@@ -18328,9 +17758,9 @@
       </w:tcPr>
     </w:tblStylePr>
   </w:style>
-  <w:style w:type="table" w:styleId="1834">
+  <w:style w:type="table" w:styleId="1841">
     <w:name w:val="Grid Table 3 - Accent 3"/>
-    <w:basedOn w:val="1995"/>
+    <w:basedOn w:val="2002"/>
     <w:uiPriority w:val="99"/>
     <w:pPr>
       <w:pBdr/>
@@ -18573,9 +18003,9 @@
       </w:tcPr>
     </w:tblStylePr>
   </w:style>
-  <w:style w:type="table" w:styleId="1835">
+  <w:style w:type="table" w:styleId="1842">
     <w:name w:val="Grid Table 3 - Accent 4"/>
-    <w:basedOn w:val="1995"/>
+    <w:basedOn w:val="2002"/>
     <w:uiPriority w:val="99"/>
     <w:pPr>
       <w:pBdr/>
@@ -18818,9 +18248,9 @@
       </w:tcPr>
     </w:tblStylePr>
   </w:style>
-  <w:style w:type="table" w:styleId="1836">
+  <w:style w:type="table" w:styleId="1843">
     <w:name w:val="Grid Table 3 - Accent 5"/>
-    <w:basedOn w:val="1995"/>
+    <w:basedOn w:val="2002"/>
     <w:uiPriority w:val="99"/>
     <w:pPr>
       <w:pBdr/>
@@ -19063,9 +18493,9 @@
       </w:tcPr>
     </w:tblStylePr>
   </w:style>
-  <w:style w:type="table" w:styleId="1837">
+  <w:style w:type="table" w:styleId="1844">
     <w:name w:val="Grid Table 3 - Accent 6"/>
-    <w:basedOn w:val="1995"/>
+    <w:basedOn w:val="2002"/>
     <w:uiPriority w:val="99"/>
     <w:pPr>
       <w:pBdr/>
@@ -19308,9 +18738,9 @@
       </w:tcPr>
     </w:tblStylePr>
   </w:style>
-  <w:style w:type="table" w:styleId="1838">
+  <w:style w:type="table" w:styleId="1845">
     <w:name w:val="Grid Table 4"/>
-    <w:basedOn w:val="1995"/>
+    <w:basedOn w:val="2002"/>
     <w:uiPriority w:val="59"/>
     <w:pPr>
       <w:pBdr/>
@@ -19541,9 +18971,9 @@
       </w:tcPr>
     </w:tblStylePr>
   </w:style>
-  <w:style w:type="table" w:styleId="1839">
+  <w:style w:type="table" w:styleId="1846">
     <w:name w:val="Grid Table 4 - Accent 1"/>
-    <w:basedOn w:val="1995"/>
+    <w:basedOn w:val="2002"/>
     <w:uiPriority w:val="59"/>
     <w:pPr>
       <w:pBdr/>
@@ -19774,9 +19204,9 @@
       </w:tcPr>
     </w:tblStylePr>
   </w:style>
-  <w:style w:type="table" w:styleId="1840">
+  <w:style w:type="table" w:styleId="1847">
     <w:name w:val="Grid Table 4 - Accent 2"/>
-    <w:basedOn w:val="1995"/>
+    <w:basedOn w:val="2002"/>
     <w:uiPriority w:val="59"/>
     <w:pPr>
       <w:pBdr/>
@@ -20007,9 +19437,9 @@
       </w:tcPr>
     </w:tblStylePr>
   </w:style>
-  <w:style w:type="table" w:styleId="1841">
+  <w:style w:type="table" w:styleId="1848">
     <w:name w:val="Grid Table 4 - Accent 3"/>
-    <w:basedOn w:val="1995"/>
+    <w:basedOn w:val="2002"/>
     <w:uiPriority w:val="59"/>
     <w:pPr>
       <w:pBdr/>
@@ -20240,9 +19670,9 @@
       </w:tcPr>
     </w:tblStylePr>
   </w:style>
-  <w:style w:type="table" w:styleId="1842">
+  <w:style w:type="table" w:styleId="1849">
     <w:name w:val="Grid Table 4 - Accent 4"/>
-    <w:basedOn w:val="1995"/>
+    <w:basedOn w:val="2002"/>
     <w:uiPriority w:val="59"/>
     <w:pPr>
       <w:pBdr/>
@@ -20473,9 +19903,9 @@
       </w:tcPr>
     </w:tblStylePr>
   </w:style>
-  <w:style w:type="table" w:styleId="1843">
+  <w:style w:type="table" w:styleId="1850">
     <w:name w:val="Grid Table 4 - Accent 5"/>
-    <w:basedOn w:val="1995"/>
+    <w:basedOn w:val="2002"/>
     <w:uiPriority w:val="59"/>
     <w:pPr>
       <w:pBdr/>
@@ -20706,9 +20136,9 @@
       </w:tcPr>
     </w:tblStylePr>
   </w:style>
-  <w:style w:type="table" w:styleId="1844">
+  <w:style w:type="table" w:styleId="1851">
     <w:name w:val="Grid Table 4 - Accent 6"/>
-    <w:basedOn w:val="1995"/>
+    <w:basedOn w:val="2002"/>
     <w:uiPriority w:val="59"/>
     <w:pPr>
       <w:pBdr/>
@@ -20939,9 +20369,9 @@
       </w:tcPr>
     </w:tblStylePr>
   </w:style>
-  <w:style w:type="table" w:styleId="1845">
+  <w:style w:type="table" w:styleId="1852">
     <w:name w:val="Grid Table 5 Dark"/>
-    <w:basedOn w:val="1995"/>
+    <w:basedOn w:val="2002"/>
     <w:uiPriority w:val="99"/>
     <w:pPr>
       <w:pBdr/>
@@ -21167,9 +20597,9 @@
       </w:tcPr>
     </w:tblStylePr>
   </w:style>
-  <w:style w:type="table" w:styleId="1846">
+  <w:style w:type="table" w:styleId="1853">
     <w:name w:val="Grid Table 5 Dark- Accent 1"/>
-    <w:basedOn w:val="1995"/>
+    <w:basedOn w:val="2002"/>
     <w:uiPriority w:val="99"/>
     <w:pPr>
       <w:pBdr/>
@@ -21395,9 +20825,9 @@
       </w:tcPr>
     </w:tblStylePr>
   </w:style>
-  <w:style w:type="table" w:styleId="1847">
+  <w:style w:type="table" w:styleId="1854">
     <w:name w:val="Grid Table 5 Dark - Accent 2"/>
-    <w:basedOn w:val="1995"/>
+    <w:basedOn w:val="2002"/>
     <w:uiPriority w:val="99"/>
     <w:pPr>
       <w:pBdr/>
@@ -21623,9 +21053,9 @@
       </w:tcPr>
     </w:tblStylePr>
   </w:style>
-  <w:style w:type="table" w:styleId="1848">
+  <w:style w:type="table" w:styleId="1855">
     <w:name w:val="Grid Table 5 Dark - Accent 3"/>
-    <w:basedOn w:val="1995"/>
+    <w:basedOn w:val="2002"/>
     <w:uiPriority w:val="99"/>
     <w:pPr>
       <w:pBdr/>
@@ -21851,9 +21281,9 @@
       </w:tcPr>
     </w:tblStylePr>
   </w:style>
-  <w:style w:type="table" w:styleId="1849">
+  <w:style w:type="table" w:styleId="1856">
     <w:name w:val="Grid Table 5 Dark- Accent 4"/>
-    <w:basedOn w:val="1995"/>
+    <w:basedOn w:val="2002"/>
     <w:uiPriority w:val="99"/>
     <w:pPr>
       <w:pBdr/>
@@ -22079,9 +21509,9 @@
       </w:tcPr>
     </w:tblStylePr>
   </w:style>
-  <w:style w:type="table" w:styleId="1850">
+  <w:style w:type="table" w:styleId="1857">
     <w:name w:val="Grid Table 5 Dark - Accent 5"/>
-    <w:basedOn w:val="1995"/>
+    <w:basedOn w:val="2002"/>
     <w:uiPriority w:val="99"/>
     <w:pPr>
       <w:pBdr/>
@@ -22307,9 +21737,9 @@
       </w:tcPr>
     </w:tblStylePr>
   </w:style>
-  <w:style w:type="table" w:styleId="1851">
+  <w:style w:type="table" w:styleId="1858">
     <w:name w:val="Grid Table 5 Dark - Accent 6"/>
-    <w:basedOn w:val="1995"/>
+    <w:basedOn w:val="2002"/>
     <w:uiPriority w:val="99"/>
     <w:pPr>
       <w:pBdr/>
@@ -22535,9 +21965,9 @@
       </w:tcPr>
     </w:tblStylePr>
   </w:style>
-  <w:style w:type="table" w:styleId="1852">
+  <w:style w:type="table" w:styleId="1859">
     <w:name w:val="Grid Table 6 Colorful"/>
-    <w:basedOn w:val="1995"/>
+    <w:basedOn w:val="2002"/>
     <w:uiPriority w:val="99"/>
     <w:pPr>
       <w:pBdr/>
@@ -22765,9 +22195,9 @@
       </w:tcPr>
     </w:tblStylePr>
   </w:style>
-  <w:style w:type="table" w:styleId="1853">
+  <w:style w:type="table" w:styleId="1860">
     <w:name w:val="Grid Table 6 Colorful - Accent 1"/>
-    <w:basedOn w:val="1995"/>
+    <w:basedOn w:val="2002"/>
     <w:uiPriority w:val="99"/>
     <w:pPr>
       <w:pBdr/>
@@ -22995,9 +22425,9 @@
       </w:tcPr>
     </w:tblStylePr>
   </w:style>
-  <w:style w:type="table" w:styleId="1854">
+  <w:style w:type="table" w:styleId="1861">
     <w:name w:val="Grid Table 6 Colorful - Accent 2"/>
-    <w:basedOn w:val="1995"/>
+    <w:basedOn w:val="2002"/>
     <w:uiPriority w:val="99"/>
     <w:pPr>
       <w:pBdr/>
@@ -23225,9 +22655,9 @@
       </w:tcPr>
     </w:tblStylePr>
   </w:style>
-  <w:style w:type="table" w:styleId="1855">
+  <w:style w:type="table" w:styleId="1862">
     <w:name w:val="Grid Table 6 Colorful - Accent 3"/>
-    <w:basedOn w:val="1995"/>
+    <w:basedOn w:val="2002"/>
     <w:uiPriority w:val="99"/>
     <w:pPr>
       <w:pBdr/>
@@ -23455,9 +22885,9 @@
       </w:tcPr>
     </w:tblStylePr>
   </w:style>
-  <w:style w:type="table" w:styleId="1856">
+  <w:style w:type="table" w:styleId="1863">
     <w:name w:val="Grid Table 6 Colorful - Accent 4"/>
-    <w:basedOn w:val="1995"/>
+    <w:basedOn w:val="2002"/>
     <w:uiPriority w:val="99"/>
     <w:pPr>
       <w:pBdr/>
@@ -23685,9 +23115,9 @@
       </w:tcPr>
     </w:tblStylePr>
   </w:style>
-  <w:style w:type="table" w:styleId="1857">
+  <w:style w:type="table" w:styleId="1864">
     <w:name w:val="Grid Table 6 Colorful - Accent 5"/>
-    <w:basedOn w:val="1995"/>
+    <w:basedOn w:val="2002"/>
     <w:uiPriority w:val="99"/>
     <w:pPr>
       <w:pBdr/>
@@ -23915,9 +23345,9 @@
       </w:tcPr>
     </w:tblStylePr>
   </w:style>
-  <w:style w:type="table" w:styleId="1858">
+  <w:style w:type="table" w:styleId="1865">
     <w:name w:val="Grid Table 6 Colorful - Accent 6"/>
-    <w:basedOn w:val="1995"/>
+    <w:basedOn w:val="2002"/>
     <w:uiPriority w:val="99"/>
     <w:pPr>
       <w:pBdr/>
@@ -24145,9 +23575,9 @@
       </w:tcPr>
     </w:tblStylePr>
   </w:style>
-  <w:style w:type="table" w:styleId="1859">
+  <w:style w:type="table" w:styleId="1866">
     <w:name w:val="Grid Table 7 Colorful"/>
-    <w:basedOn w:val="1995"/>
+    <w:basedOn w:val="2002"/>
     <w:uiPriority w:val="99"/>
     <w:pPr>
       <w:pBdr/>
@@ -24399,9 +23829,9 @@
       </w:tcPr>
     </w:tblStylePr>
   </w:style>
-  <w:style w:type="table" w:styleId="1860">
+  <w:style w:type="table" w:styleId="1867">
     <w:name w:val="Grid Table 7 Colorful - Accent 1"/>
-    <w:basedOn w:val="1995"/>
+    <w:basedOn w:val="2002"/>
     <w:uiPriority w:val="99"/>
     <w:pPr>
       <w:pBdr/>
@@ -24653,9 +24083,9 @@
       </w:tcPr>
     </w:tblStylePr>
   </w:style>
-  <w:style w:type="table" w:styleId="1861">
+  <w:style w:type="table" w:styleId="1868">
     <w:name w:val="Grid Table 7 Colorful - Accent 2"/>
-    <w:basedOn w:val="1995"/>
+    <w:basedOn w:val="2002"/>
     <w:uiPriority w:val="99"/>
     <w:pPr>
       <w:pBdr/>
@@ -24907,9 +24337,9 @@
       </w:tcPr>
     </w:tblStylePr>
   </w:style>
-  <w:style w:type="table" w:styleId="1862">
+  <w:style w:type="table" w:styleId="1869">
     <w:name w:val="Grid Table 7 Colorful - Accent 3"/>
-    <w:basedOn w:val="1995"/>
+    <w:basedOn w:val="2002"/>
     <w:uiPriority w:val="99"/>
     <w:pPr>
       <w:pBdr/>
@@ -25161,9 +24591,9 @@
       </w:tcPr>
     </w:tblStylePr>
   </w:style>
-  <w:style w:type="table" w:styleId="1863">
+  <w:style w:type="table" w:styleId="1870">
     <w:name w:val="Grid Table 7 Colorful - Accent 4"/>
-    <w:basedOn w:val="1995"/>
+    <w:basedOn w:val="2002"/>
     <w:uiPriority w:val="99"/>
     <w:pPr>
       <w:pBdr/>
@@ -25415,9 +24845,9 @@
       </w:tcPr>
     </w:tblStylePr>
   </w:style>
-  <w:style w:type="table" w:styleId="1864">
+  <w:style w:type="table" w:styleId="1871">
     <w:name w:val="Grid Table 7 Colorful - Accent 5"/>
-    <w:basedOn w:val="1995"/>
+    <w:basedOn w:val="2002"/>
     <w:uiPriority w:val="99"/>
     <w:pPr>
       <w:pBdr/>
@@ -25669,9 +25099,9 @@
       </w:tcPr>
     </w:tblStylePr>
   </w:style>
-  <w:style w:type="table" w:styleId="1865">
+  <w:style w:type="table" w:styleId="1872">
     <w:name w:val="Grid Table 7 Colorful - Accent 6"/>
-    <w:basedOn w:val="1995"/>
+    <w:basedOn w:val="2002"/>
     <w:uiPriority w:val="99"/>
     <w:pPr>
       <w:pBdr/>
@@ -25923,9 +25353,9 @@
       </w:tcPr>
     </w:tblStylePr>
   </w:style>
-  <w:style w:type="table" w:styleId="1866">
+  <w:style w:type="table" w:styleId="1873">
     <w:name w:val="List Table 1 Light"/>
-    <w:basedOn w:val="1995"/>
+    <w:basedOn w:val="2002"/>
     <w:uiPriority w:val="99"/>
     <w:pPr>
       <w:pBdr/>
@@ -26139,9 +25569,9 @@
       </w:tcPr>
     </w:tblStylePr>
   </w:style>
-  <w:style w:type="table" w:styleId="1867">
+  <w:style w:type="table" w:styleId="1874">
     <w:name w:val="List Table 1 Light - Accent 1"/>
-    <w:basedOn w:val="1995"/>
+    <w:basedOn w:val="2002"/>
     <w:uiPriority w:val="99"/>
     <w:pPr>
       <w:pBdr/>
@@ -26355,9 +25785,9 @@
       </w:tcPr>
     </w:tblStylePr>
   </w:style>
-  <w:style w:type="table" w:styleId="1868">
+  <w:style w:type="table" w:styleId="1875">
     <w:name w:val="List Table 1 Light - Accent 2"/>
-    <w:basedOn w:val="1995"/>
+    <w:basedOn w:val="2002"/>
     <w:uiPriority w:val="99"/>
     <w:pPr>
       <w:pBdr/>
@@ -26571,9 +26001,9 @@
       </w:tcPr>
     </w:tblStylePr>
   </w:style>
-  <w:style w:type="table" w:styleId="1869">
+  <w:style w:type="table" w:styleId="1876">
     <w:name w:val="List Table 1 Light - Accent 3"/>
-    <w:basedOn w:val="1995"/>
+    <w:basedOn w:val="2002"/>
     <w:uiPriority w:val="99"/>
     <w:pPr>
       <w:pBdr/>
@@ -26787,9 +26217,9 @@
       </w:tcPr>
     </w:tblStylePr>
   </w:style>
-  <w:style w:type="table" w:styleId="1870">
+  <w:style w:type="table" w:styleId="1877">
     <w:name w:val="List Table 1 Light - Accent 4"/>
-    <w:basedOn w:val="1995"/>
+    <w:basedOn w:val="2002"/>
     <w:uiPriority w:val="99"/>
     <w:pPr>
       <w:pBdr/>
@@ -27003,9 +26433,9 @@
       </w:tcPr>
     </w:tblStylePr>
   </w:style>
-  <w:style w:type="table" w:styleId="1871">
+  <w:style w:type="table" w:styleId="1878">
     <w:name w:val="List Table 1 Light - Accent 5"/>
-    <w:basedOn w:val="1995"/>
+    <w:basedOn w:val="2002"/>
     <w:uiPriority w:val="99"/>
     <w:pPr>
       <w:pBdr/>
@@ -27219,9 +26649,9 @@
       </w:tcPr>
     </w:tblStylePr>
   </w:style>
-  <w:style w:type="table" w:styleId="1872">
+  <w:style w:type="table" w:styleId="1879">
     <w:name w:val="List Table 1 Light - Accent 6"/>
-    <w:basedOn w:val="1995"/>
+    <w:basedOn w:val="2002"/>
     <w:uiPriority w:val="99"/>
     <w:pPr>
       <w:pBdr/>
@@ -27435,9 +26865,9 @@
       </w:tcPr>
     </w:tblStylePr>
   </w:style>
-  <w:style w:type="table" w:styleId="1873">
+  <w:style w:type="table" w:styleId="1880">
     <w:name w:val="List Table 2"/>
-    <w:basedOn w:val="1995"/>
+    <w:basedOn w:val="2002"/>
     <w:uiPriority w:val="99"/>
     <w:pPr>
       <w:pBdr/>
@@ -27673,9 +27103,9 @@
       </w:tcPr>
     </w:tblStylePr>
   </w:style>
-  <w:style w:type="table" w:styleId="1874">
+  <w:style w:type="table" w:styleId="1881">
     <w:name w:val="List Table 2 - Accent 1"/>
-    <w:basedOn w:val="1995"/>
+    <w:basedOn w:val="2002"/>
     <w:uiPriority w:val="99"/>
     <w:pPr>
       <w:pBdr/>
@@ -27911,9 +27341,9 @@
       </w:tcPr>
     </w:tblStylePr>
   </w:style>
-  <w:style w:type="table" w:styleId="1875">
+  <w:style w:type="table" w:styleId="1882">
     <w:name w:val="List Table 2 - Accent 2"/>
-    <w:basedOn w:val="1995"/>
+    <w:basedOn w:val="2002"/>
     <w:uiPriority w:val="99"/>
     <w:pPr>
       <w:pBdr/>
@@ -28149,9 +27579,9 @@
       </w:tcPr>
     </w:tblStylePr>
   </w:style>
-  <w:style w:type="table" w:styleId="1876">
+  <w:style w:type="table" w:styleId="1883">
     <w:name w:val="List Table 2 - Accent 3"/>
-    <w:basedOn w:val="1995"/>
+    <w:basedOn w:val="2002"/>
     <w:uiPriority w:val="99"/>
     <w:pPr>
       <w:pBdr/>
@@ -28387,9 +27817,9 @@
       </w:tcPr>
     </w:tblStylePr>
   </w:style>
-  <w:style w:type="table" w:styleId="1877">
+  <w:style w:type="table" w:styleId="1884">
     <w:name w:val="List Table 2 - Accent 4"/>
-    <w:basedOn w:val="1995"/>
+    <w:basedOn w:val="2002"/>
     <w:uiPriority w:val="99"/>
     <w:pPr>
       <w:pBdr/>
@@ -28625,9 +28055,9 @@
       </w:tcPr>
     </w:tblStylePr>
   </w:style>
-  <w:style w:type="table" w:styleId="1878">
+  <w:style w:type="table" w:styleId="1885">
     <w:name w:val="List Table 2 - Accent 5"/>
-    <w:basedOn w:val="1995"/>
+    <w:basedOn w:val="2002"/>
     <w:uiPriority w:val="99"/>
     <w:pPr>
       <w:pBdr/>
@@ -28863,9 +28293,9 @@
       </w:tcPr>
     </w:tblStylePr>
   </w:style>
-  <w:style w:type="table" w:styleId="1879">
+  <w:style w:type="table" w:styleId="1886">
     <w:name w:val="List Table 2 - Accent 6"/>
-    <w:basedOn w:val="1995"/>
+    <w:basedOn w:val="2002"/>
     <w:uiPriority w:val="99"/>
     <w:pPr>
       <w:pBdr/>
@@ -29101,9 +28531,9 @@
       </w:tcPr>
     </w:tblStylePr>
   </w:style>
-  <w:style w:type="table" w:styleId="1880">
+  <w:style w:type="table" w:styleId="1887">
     <w:name w:val="List Table 3"/>
-    <w:basedOn w:val="1995"/>
+    <w:basedOn w:val="2002"/>
     <w:uiPriority w:val="99"/>
     <w:pPr>
       <w:pBdr/>
@@ -29329,9 +28759,9 @@
       </w:tcPr>
     </w:tblStylePr>
   </w:style>
-  <w:style w:type="table" w:styleId="1881">
+  <w:style w:type="table" w:styleId="1888">
     <w:name w:val="List Table 3 - Accent 1"/>
-    <w:basedOn w:val="1995"/>
+    <w:basedOn w:val="2002"/>
     <w:uiPriority w:val="99"/>
     <w:pPr>
       <w:pBdr/>
@@ -29557,9 +28987,9 @@
       </w:tcPr>
     </w:tblStylePr>
   </w:style>
-  <w:style w:type="table" w:styleId="1882">
+  <w:style w:type="table" w:styleId="1889">
     <w:name w:val="List Table 3 - Accent 2"/>
-    <w:basedOn w:val="1995"/>
+    <w:basedOn w:val="2002"/>
     <w:uiPriority w:val="99"/>
     <w:pPr>
       <w:pBdr/>
@@ -29785,9 +29215,9 @@
       </w:tcPr>
     </w:tblStylePr>
   </w:style>
-  <w:style w:type="table" w:styleId="1883">
+  <w:style w:type="table" w:styleId="1890">
     <w:name w:val="List Table 3 - Accent 3"/>
-    <w:basedOn w:val="1995"/>
+    <w:basedOn w:val="2002"/>
     <w:uiPriority w:val="99"/>
     <w:pPr>
       <w:pBdr/>
@@ -30013,9 +29443,9 @@
       </w:tcPr>
     </w:tblStylePr>
   </w:style>
-  <w:style w:type="table" w:styleId="1884">
+  <w:style w:type="table" w:styleId="1891">
     <w:name w:val="List Table 3 - Accent 4"/>
-    <w:basedOn w:val="1995"/>
+    <w:basedOn w:val="2002"/>
     <w:uiPriority w:val="99"/>
     <w:pPr>
       <w:pBdr/>
@@ -30241,9 +29671,9 @@
       </w:tcPr>
     </w:tblStylePr>
   </w:style>
-  <w:style w:type="table" w:styleId="1885">
+  <w:style w:type="table" w:styleId="1892">
     <w:name w:val="List Table 3 - Accent 5"/>
-    <w:basedOn w:val="1995"/>
+    <w:basedOn w:val="2002"/>
     <w:uiPriority w:val="99"/>
     <w:pPr>
       <w:pBdr/>
@@ -30469,9 +29899,9 @@
       </w:tcPr>
     </w:tblStylePr>
   </w:style>
-  <w:style w:type="table" w:styleId="1886">
+  <w:style w:type="table" w:styleId="1893">
     <w:name w:val="List Table 3 - Accent 6"/>
-    <w:basedOn w:val="1995"/>
+    <w:basedOn w:val="2002"/>
     <w:uiPriority w:val="99"/>
     <w:pPr>
       <w:pBdr/>
@@ -30697,9 +30127,9 @@
       </w:tcPr>
     </w:tblStylePr>
   </w:style>
-  <w:style w:type="table" w:styleId="1887">
+  <w:style w:type="table" w:styleId="1894">
     <w:name w:val="List Table 4"/>
-    <w:basedOn w:val="1995"/>
+    <w:basedOn w:val="2002"/>
     <w:uiPriority w:val="99"/>
     <w:pPr>
       <w:pBdr/>
@@ -30922,9 +30352,9 @@
       </w:tcPr>
     </w:tblStylePr>
   </w:style>
-  <w:style w:type="table" w:styleId="1888">
+  <w:style w:type="table" w:styleId="1895">
     <w:name w:val="List Table 4 - Accent 1"/>
-    <w:basedOn w:val="1995"/>
+    <w:basedOn w:val="2002"/>
     <w:uiPriority w:val="99"/>
     <w:pPr>
       <w:pBdr/>
@@ -31147,9 +30577,9 @@
       </w:tcPr>
     </w:tblStylePr>
   </w:style>
-  <w:style w:type="table" w:styleId="1889">
+  <w:style w:type="table" w:styleId="1896">
     <w:name w:val="List Table 4 - Accent 2"/>
-    <w:basedOn w:val="1995"/>
+    <w:basedOn w:val="2002"/>
     <w:uiPriority w:val="99"/>
     <w:pPr>
       <w:pBdr/>
@@ -31372,9 +30802,9 @@
       </w:tcPr>
     </w:tblStylePr>
   </w:style>
-  <w:style w:type="table" w:styleId="1890">
+  <w:style w:type="table" w:styleId="1897">
     <w:name w:val="List Table 4 - Accent 3"/>
-    <w:basedOn w:val="1995"/>
+    <w:basedOn w:val="2002"/>
     <w:uiPriority w:val="99"/>
     <w:pPr>
       <w:pBdr/>
@@ -31597,9 +31027,9 @@
       </w:tcPr>
     </w:tblStylePr>
   </w:style>
-  <w:style w:type="table" w:styleId="1891">
+  <w:style w:type="table" w:styleId="1898">
     <w:name w:val="List Table 4 - Accent 4"/>
-    <w:basedOn w:val="1995"/>
+    <w:basedOn w:val="2002"/>
     <w:uiPriority w:val="99"/>
     <w:pPr>
       <w:pBdr/>
@@ -31822,9 +31252,9 @@
       </w:tcPr>
     </w:tblStylePr>
   </w:style>
-  <w:style w:type="table" w:styleId="1892">
+  <w:style w:type="table" w:styleId="1899">
     <w:name w:val="List Table 4 - Accent 5"/>
-    <w:basedOn w:val="1995"/>
+    <w:basedOn w:val="2002"/>
     <w:uiPriority w:val="99"/>
     <w:pPr>
       <w:pBdr/>
@@ -32047,9 +31477,9 @@
       </w:tcPr>
     </w:tblStylePr>
   </w:style>
-  <w:style w:type="table" w:styleId="1893">
+  <w:style w:type="table" w:styleId="1900">
     <w:name w:val="List Table 4 - Accent 6"/>
-    <w:basedOn w:val="1995"/>
+    <w:basedOn w:val="2002"/>
     <w:uiPriority w:val="99"/>
     <w:pPr>
       <w:pBdr/>
@@ -32272,9 +31702,9 @@
       </w:tcPr>
     </w:tblStylePr>
   </w:style>
-  <w:style w:type="table" w:styleId="1894">
+  <w:style w:type="table" w:styleId="1901">
     <w:name w:val="List Table 5 Dark"/>
-    <w:basedOn w:val="1995"/>
+    <w:basedOn w:val="2002"/>
     <w:uiPriority w:val="99"/>
     <w:pPr>
       <w:pBdr/>
@@ -32514,9 +31944,9 @@
       </w:tcPr>
     </w:tblStylePr>
   </w:style>
-  <w:style w:type="table" w:styleId="1895">
+  <w:style w:type="table" w:styleId="1902">
     <w:name w:val="List Table 5 Dark - Accent 1"/>
-    <w:basedOn w:val="1995"/>
+    <w:basedOn w:val="2002"/>
     <w:uiPriority w:val="99"/>
     <w:pPr>
       <w:pBdr/>
@@ -32756,9 +32186,9 @@
       </w:tcPr>
     </w:tblStylePr>
   </w:style>
-  <w:style w:type="table" w:styleId="1896">
+  <w:style w:type="table" w:styleId="1903">
     <w:name w:val="List Table 5 Dark - Accent 2"/>
-    <w:basedOn w:val="1995"/>
+    <w:basedOn w:val="2002"/>
     <w:uiPriority w:val="99"/>
     <w:pPr>
       <w:pBdr/>
@@ -32998,9 +32428,9 @@
       </w:tcPr>
     </w:tblStylePr>
   </w:style>
-  <w:style w:type="table" w:styleId="1897">
+  <w:style w:type="table" w:styleId="1904">
     <w:name w:val="List Table 5 Dark - Accent 3"/>
-    <w:basedOn w:val="1995"/>
+    <w:basedOn w:val="2002"/>
     <w:uiPriority w:val="99"/>
     <w:pPr>
       <w:pBdr/>
@@ -33240,9 +32670,9 @@
       </w:tcPr>
     </w:tblStylePr>
   </w:style>
-  <w:style w:type="table" w:styleId="1898">
+  <w:style w:type="table" w:styleId="1905">
     <w:name w:val="List Table 5 Dark - Accent 4"/>
-    <w:basedOn w:val="1995"/>
+    <w:basedOn w:val="2002"/>
     <w:uiPriority w:val="99"/>
     <w:pPr>
       <w:pBdr/>
@@ -33482,9 +32912,9 @@
       </w:tcPr>
     </w:tblStylePr>
   </w:style>
-  <w:style w:type="table" w:styleId="1899">
+  <w:style w:type="table" w:styleId="1906">
     <w:name w:val="List Table 5 Dark - Accent 5"/>
-    <w:basedOn w:val="1995"/>
+    <w:basedOn w:val="2002"/>
     <w:uiPriority w:val="99"/>
     <w:pPr>
       <w:pBdr/>
@@ -33724,9 +33154,9 @@
       </w:tcPr>
     </w:tblStylePr>
   </w:style>
-  <w:style w:type="table" w:styleId="1900">
+  <w:style w:type="table" w:styleId="1907">
     <w:name w:val="List Table 5 Dark - Accent 6"/>
-    <w:basedOn w:val="1995"/>
+    <w:basedOn w:val="2002"/>
     <w:uiPriority w:val="99"/>
     <w:pPr>
       <w:pBdr/>
@@ -33966,9 +33396,9 @@
       </w:tcPr>
     </w:tblStylePr>
   </w:style>
-  <w:style w:type="table" w:styleId="1901">
+  <w:style w:type="table" w:styleId="1908">
     <w:name w:val="List Table 6 Colorful"/>
-    <w:basedOn w:val="1995"/>
+    <w:basedOn w:val="2002"/>
     <w:uiPriority w:val="99"/>
     <w:pPr>
       <w:pBdr/>
@@ -34189,9 +33619,9 @@
       </w:tcPr>
     </w:tblStylePr>
   </w:style>
-  <w:style w:type="table" w:styleId="1902">
+  <w:style w:type="table" w:styleId="1909">
     <w:name w:val="List Table 6 Colorful - Accent 1"/>
-    <w:basedOn w:val="1995"/>
+    <w:basedOn w:val="2002"/>
     <w:uiPriority w:val="99"/>
     <w:pPr>
       <w:pBdr/>
@@ -34412,9 +33842,9 @@
       </w:tcPr>
     </w:tblStylePr>
   </w:style>
-  <w:style w:type="table" w:styleId="1903">
+  <w:style w:type="table" w:styleId="1910">
     <w:name w:val="List Table 6 Colorful - Accent 2"/>
-    <w:basedOn w:val="1995"/>
+    <w:basedOn w:val="2002"/>
     <w:uiPriority w:val="99"/>
     <w:pPr>
       <w:pBdr/>
@@ -34635,9 +34065,9 @@
       </w:tcPr>
     </w:tblStylePr>
   </w:style>
-  <w:style w:type="table" w:styleId="1904">
+  <w:style w:type="table" w:styleId="1911">
     <w:name w:val="List Table 6 Colorful - Accent 3"/>
-    <w:basedOn w:val="1995"/>
+    <w:basedOn w:val="2002"/>
     <w:uiPriority w:val="99"/>
     <w:pPr>
       <w:pBdr/>
@@ -34858,9 +34288,9 @@
       </w:tcPr>
     </w:tblStylePr>
   </w:style>
-  <w:style w:type="table" w:styleId="1905">
+  <w:style w:type="table" w:styleId="1912">
     <w:name w:val="List Table 6 Colorful - Accent 4"/>
-    <w:basedOn w:val="1995"/>
+    <w:basedOn w:val="2002"/>
     <w:uiPriority w:val="99"/>
     <w:pPr>
       <w:pBdr/>
@@ -35081,9 +34511,9 @@
       </w:tcPr>
     </w:tblStylePr>
   </w:style>
-  <w:style w:type="table" w:styleId="1906">
+  <w:style w:type="table" w:styleId="1913">
     <w:name w:val="List Table 6 Colorful - Accent 5"/>
-    <w:basedOn w:val="1995"/>
+    <w:basedOn w:val="2002"/>
     <w:uiPriority w:val="99"/>
     <w:pPr>
       <w:pBdr/>
@@ -35304,9 +34734,9 @@
       </w:tcPr>
     </w:tblStylePr>
   </w:style>
-  <w:style w:type="table" w:styleId="1907">
+  <w:style w:type="table" w:styleId="1914">
     <w:name w:val="List Table 6 Colorful - Accent 6"/>
-    <w:basedOn w:val="1995"/>
+    <w:basedOn w:val="2002"/>
     <w:uiPriority w:val="99"/>
     <w:pPr>
       <w:pBdr/>
@@ -35527,9 +34957,9 @@
       </w:tcPr>
     </w:tblStylePr>
   </w:style>
-  <w:style w:type="table" w:styleId="1908">
+  <w:style w:type="table" w:styleId="1915">
     <w:name w:val="List Table 7 Colorful"/>
-    <w:basedOn w:val="1995"/>
+    <w:basedOn w:val="2002"/>
     <w:uiPriority w:val="99"/>
     <w:pPr>
       <w:pBdr/>
@@ -35783,9 +35213,9 @@
       </w:tcPr>
     </w:tblStylePr>
   </w:style>
-  <w:style w:type="table" w:styleId="1909">
+  <w:style w:type="table" w:styleId="1916">
     <w:name w:val="List Table 7 Colorful - Accent 1"/>
-    <w:basedOn w:val="1995"/>
+    <w:basedOn w:val="2002"/>
     <w:uiPriority w:val="99"/>
     <w:pPr>
       <w:pBdr/>
@@ -36039,9 +35469,9 @@
       </w:tcPr>
     </w:tblStylePr>
   </w:style>
-  <w:style w:type="table" w:styleId="1910">
+  <w:style w:type="table" w:styleId="1917">
     <w:name w:val="List Table 7 Colorful - Accent 2"/>
-    <w:basedOn w:val="1995"/>
+    <w:basedOn w:val="2002"/>
     <w:uiPriority w:val="99"/>
     <w:pPr>
       <w:pBdr/>
@@ -36295,9 +35725,9 @@
       </w:tcPr>
     </w:tblStylePr>
   </w:style>
-  <w:style w:type="table" w:styleId="1911">
+  <w:style w:type="table" w:styleId="1918">
     <w:name w:val="List Table 7 Colorful - Accent 3"/>
-    <w:basedOn w:val="1995"/>
+    <w:basedOn w:val="2002"/>
     <w:uiPriority w:val="99"/>
     <w:pPr>
       <w:pBdr/>
@@ -36551,9 +35981,9 @@
       </w:tcPr>
     </w:tblStylePr>
   </w:style>
-  <w:style w:type="table" w:styleId="1912">
+  <w:style w:type="table" w:styleId="1919">
     <w:name w:val="List Table 7 Colorful - Accent 4"/>
-    <w:basedOn w:val="1995"/>
+    <w:basedOn w:val="2002"/>
     <w:uiPriority w:val="99"/>
     <w:pPr>
       <w:pBdr/>
@@ -36807,9 +36237,9 @@
       </w:tcPr>
     </w:tblStylePr>
   </w:style>
-  <w:style w:type="table" w:styleId="1913">
+  <w:style w:type="table" w:styleId="1920">
     <w:name w:val="List Table 7 Colorful - Accent 5"/>
-    <w:basedOn w:val="1995"/>
+    <w:basedOn w:val="2002"/>
     <w:uiPriority w:val="99"/>
     <w:pPr>
       <w:pBdr/>
@@ -37063,9 +36493,9 @@
       </w:tcPr>
     </w:tblStylePr>
   </w:style>
-  <w:style w:type="table" w:styleId="1914">
+  <w:style w:type="table" w:styleId="1921">
     <w:name w:val="List Table 7 Colorful - Accent 6"/>
-    <w:basedOn w:val="1995"/>
+    <w:basedOn w:val="2002"/>
     <w:uiPriority w:val="99"/>
     <w:pPr>
       <w:pBdr/>
@@ -37319,9 +36749,9 @@
       </w:tcPr>
     </w:tblStylePr>
   </w:style>
-  <w:style w:type="table" w:styleId="1915">
+  <w:style w:type="table" w:styleId="1922">
     <w:name w:val="Lined - Accent"/>
-    <w:basedOn w:val="1995"/>
+    <w:basedOn w:val="2002"/>
     <w:uiPriority w:val="99"/>
     <w:pPr>
       <w:pBdr/>
@@ -37556,9 +36986,9 @@
       </w:tcPr>
     </w:tblStylePr>
   </w:style>
-  <w:style w:type="table" w:styleId="1916">
+  <w:style w:type="table" w:styleId="1923">
     <w:name w:val="Lined - Accent 1"/>
-    <w:basedOn w:val="1995"/>
+    <w:basedOn w:val="2002"/>
     <w:uiPriority w:val="99"/>
     <w:pPr>
       <w:pBdr/>
@@ -37793,9 +37223,9 @@
       </w:tcPr>
     </w:tblStylePr>
   </w:style>
-  <w:style w:type="table" w:styleId="1917">
+  <w:style w:type="table" w:styleId="1924">
     <w:name w:val="Lined - Accent 2"/>
-    <w:basedOn w:val="1995"/>
+    <w:basedOn w:val="2002"/>
     <w:uiPriority w:val="99"/>
     <w:pPr>
       <w:pBdr/>
@@ -38030,9 +37460,9 @@
       </w:tcPr>
     </w:tblStylePr>
   </w:style>
-  <w:style w:type="table" w:styleId="1918">
+  <w:style w:type="table" w:styleId="1925">
     <w:name w:val="Lined - Accent 3"/>
-    <w:basedOn w:val="1995"/>
+    <w:basedOn w:val="2002"/>
     <w:uiPriority w:val="99"/>
     <w:pPr>
       <w:pBdr/>
@@ -38267,9 +37697,9 @@
       </w:tcPr>
     </w:tblStylePr>
   </w:style>
-  <w:style w:type="table" w:styleId="1919">
+  <w:style w:type="table" w:styleId="1926">
     <w:name w:val="Lined - Accent 4"/>
-    <w:basedOn w:val="1995"/>
+    <w:basedOn w:val="2002"/>
     <w:uiPriority w:val="99"/>
     <w:pPr>
       <w:pBdr/>
@@ -38504,9 +37934,9 @@
       </w:tcPr>
     </w:tblStylePr>
   </w:style>
-  <w:style w:type="table" w:styleId="1920">
+  <w:style w:type="table" w:styleId="1927">
     <w:name w:val="Lined - Accent 5"/>
-    <w:basedOn w:val="1995"/>
+    <w:basedOn w:val="2002"/>
     <w:uiPriority w:val="99"/>
     <w:pPr>
       <w:pBdr/>
@@ -38741,9 +38171,9 @@
       </w:tcPr>
     </w:tblStylePr>
   </w:style>
-  <w:style w:type="table" w:styleId="1921">
+  <w:style w:type="table" w:styleId="1928">
     <w:name w:val="Lined - Accent 6"/>
-    <w:basedOn w:val="1995"/>
+    <w:basedOn w:val="2002"/>
     <w:uiPriority w:val="99"/>
     <w:pPr>
       <w:pBdr/>
@@ -38978,9 +38408,9 @@
       </w:tcPr>
     </w:tblStylePr>
   </w:style>
-  <w:style w:type="table" w:styleId="1922">
+  <w:style w:type="table" w:styleId="1929">
     <w:name w:val="Bordered &amp; Lined - Accent"/>
-    <w:basedOn w:val="1995"/>
+    <w:basedOn w:val="2002"/>
     <w:uiPriority w:val="99"/>
     <w:pPr>
       <w:pBdr/>
@@ -39222,9 +38652,9 @@
       </w:tcPr>
     </w:tblStylePr>
   </w:style>
-  <w:style w:type="table" w:styleId="1923">
+  <w:style w:type="table" w:styleId="1930">
     <w:name w:val="Bordered &amp; Lined - Accent 1"/>
-    <w:basedOn w:val="1995"/>
+    <w:basedOn w:val="2002"/>
     <w:uiPriority w:val="99"/>
     <w:pPr>
       <w:pBdr/>
@@ -39466,9 +38896,9 @@
       </w:tcPr>
     </w:tblStylePr>
   </w:style>
-  <w:style w:type="table" w:styleId="1924">
+  <w:style w:type="table" w:styleId="1931">
     <w:name w:val="Bordered &amp; Lined - Accent 2"/>
-    <w:basedOn w:val="1995"/>
+    <w:basedOn w:val="2002"/>
     <w:uiPriority w:val="99"/>
     <w:pPr>
       <w:pBdr/>
@@ -39710,9 +39140,9 @@
       </w:tcPr>
     </w:tblStylePr>
   </w:style>
-  <w:style w:type="table" w:styleId="1925">
+  <w:style w:type="table" w:styleId="1932">
     <w:name w:val="Bordered &amp; Lined - Accent 3"/>
-    <w:basedOn w:val="1995"/>
+    <w:basedOn w:val="2002"/>
     <w:uiPriority w:val="99"/>
     <w:pPr>
       <w:pBdr/>
@@ -39954,9 +39384,9 @@
       </w:tcPr>
     </w:tblStylePr>
   </w:style>
-  <w:style w:type="table" w:styleId="1926">
+  <w:style w:type="table" w:styleId="1933">
     <w:name w:val="Bordered &amp; Lined - Accent 4"/>
-    <w:basedOn w:val="1995"/>
+    <w:basedOn w:val="2002"/>
     <w:uiPriority w:val="99"/>
     <w:pPr>
       <w:pBdr/>
@@ -40198,9 +39628,9 @@
       </w:tcPr>
     </w:tblStylePr>
   </w:style>
-  <w:style w:type="table" w:styleId="1927">
+  <w:style w:type="table" w:styleId="1934">
     <w:name w:val="Bordered &amp; Lined - Accent 5"/>
-    <w:basedOn w:val="1995"/>
+    <w:basedOn w:val="2002"/>
     <w:uiPriority w:val="99"/>
     <w:pPr>
       <w:pBdr/>
@@ -40442,9 +39872,9 @@
       </w:tcPr>
     </w:tblStylePr>
   </w:style>
-  <w:style w:type="table" w:styleId="1928">
+  <w:style w:type="table" w:styleId="1935">
     <w:name w:val="Bordered &amp; Lined - Accent 6"/>
-    <w:basedOn w:val="1995"/>
+    <w:basedOn w:val="2002"/>
     <w:uiPriority w:val="99"/>
     <w:pPr>
       <w:pBdr/>
@@ -40686,9 +40116,9 @@
       </w:tcPr>
     </w:tblStylePr>
   </w:style>
-  <w:style w:type="table" w:styleId="1929">
+  <w:style w:type="table" w:styleId="1936">
     <w:name w:val="Bordered"/>
-    <w:basedOn w:val="1995"/>
+    <w:basedOn w:val="2002"/>
     <w:uiPriority w:val="99"/>
     <w:pPr>
       <w:pBdr/>
@@ -40917,9 +40347,9 @@
       </w:tcPr>
     </w:tblStylePr>
   </w:style>
-  <w:style w:type="table" w:styleId="1930">
+  <w:style w:type="table" w:styleId="1937">
     <w:name w:val="Bordered - Accent 1"/>
-    <w:basedOn w:val="1995"/>
+    <w:basedOn w:val="2002"/>
     <w:uiPriority w:val="99"/>
     <w:pPr>
       <w:pBdr/>
@@ -41148,9 +40578,9 @@
       </w:tcPr>
     </w:tblStylePr>
   </w:style>
-  <w:style w:type="table" w:styleId="1931">
+  <w:style w:type="table" w:styleId="1938">
     <w:name w:val="Bordered - Accent 2"/>
-    <w:basedOn w:val="1995"/>
+    <w:basedOn w:val="2002"/>
     <w:uiPriority w:val="99"/>
     <w:pPr>
       <w:pBdr/>
@@ -41379,9 +40809,9 @@
       </w:tcPr>
     </w:tblStylePr>
   </w:style>
-  <w:style w:type="table" w:styleId="1932">
+  <w:style w:type="table" w:styleId="1939">
     <w:name w:val="Bordered - Accent 3"/>
-    <w:basedOn w:val="1995"/>
+    <w:basedOn w:val="2002"/>
     <w:uiPriority w:val="99"/>
     <w:pPr>
       <w:pBdr/>
@@ -41610,9 +41040,9 @@
       </w:tcPr>
     </w:tblStylePr>
   </w:style>
-  <w:style w:type="table" w:styleId="1933">
+  <w:style w:type="table" w:styleId="1940">
     <w:name w:val="Bordered - Accent 4"/>
-    <w:basedOn w:val="1995"/>
+    <w:basedOn w:val="2002"/>
     <w:uiPriority w:val="99"/>
     <w:pPr>
       <w:pBdr/>
@@ -41841,9 +41271,9 @@
       </w:tcPr>
     </w:tblStylePr>
   </w:style>
-  <w:style w:type="table" w:styleId="1934">
+  <w:style w:type="table" w:styleId="1941">
     <w:name w:val="Bordered - Accent 5"/>
-    <w:basedOn w:val="1995"/>
+    <w:basedOn w:val="2002"/>
     <w:uiPriority w:val="99"/>
     <w:pPr>
       <w:pBdr/>
@@ -42072,9 +41502,9 @@
       </w:tcPr>
     </w:tblStylePr>
   </w:style>
-  <w:style w:type="table" w:styleId="1935">
+  <w:style w:type="table" w:styleId="1942">
     <w:name w:val="Bordered - Accent 6"/>
-    <w:basedOn w:val="1995"/>
+    <w:basedOn w:val="2002"/>
     <w:uiPriority w:val="99"/>
     <w:pPr>
       <w:pBdr/>
@@ -42303,11 +41733,11 @@
       </w:tcPr>
     </w:tblStylePr>
   </w:style>
-  <w:style w:type="paragraph" w:styleId="1936">
+  <w:style w:type="paragraph" w:styleId="1943">
     <w:name w:val="Heading 1"/>
-    <w:basedOn w:val="1993"/>
-    <w:next w:val="1993"/>
-    <w:link w:val="1945"/>
+    <w:basedOn w:val="2000"/>
+    <w:next w:val="2000"/>
+    <w:link w:val="1952"/>
     <w:uiPriority w:val="9"/>
     <w:qFormat/>
     <w:pPr>
@@ -42325,11 +41755,11 @@
       <w:szCs w:val="40"/>
     </w:rPr>
   </w:style>
-  <w:style w:type="paragraph" w:styleId="1937">
+  <w:style w:type="paragraph" w:styleId="1944">
     <w:name w:val="Heading 2"/>
-    <w:basedOn w:val="1993"/>
-    <w:next w:val="1993"/>
-    <w:link w:val="1946"/>
+    <w:basedOn w:val="2000"/>
+    <w:next w:val="2000"/>
+    <w:link w:val="1953"/>
     <w:uiPriority w:val="9"/>
     <w:unhideWhenUsed/>
     <w:qFormat/>
@@ -42348,11 +41778,11 @@
       <w:szCs w:val="32"/>
     </w:rPr>
   </w:style>
-  <w:style w:type="paragraph" w:styleId="1938">
+  <w:style w:type="paragraph" w:styleId="1945">
     <w:name w:val="Heading 3"/>
-    <w:basedOn w:val="1993"/>
-    <w:next w:val="1993"/>
-    <w:link w:val="1947"/>
+    <w:basedOn w:val="2000"/>
+    <w:next w:val="2000"/>
+    <w:link w:val="1954"/>
     <w:uiPriority w:val="9"/>
     <w:unhideWhenUsed/>
     <w:qFormat/>
@@ -42371,11 +41801,11 @@
       <w:szCs w:val="28"/>
     </w:rPr>
   </w:style>
-  <w:style w:type="paragraph" w:styleId="1939">
+  <w:style w:type="paragraph" w:styleId="1946">
     <w:name w:val="Heading 4"/>
-    <w:basedOn w:val="1993"/>
-    <w:next w:val="1993"/>
-    <w:link w:val="1948"/>
+    <w:basedOn w:val="2000"/>
+    <w:next w:val="2000"/>
+    <w:link w:val="1955"/>
     <w:uiPriority w:val="9"/>
     <w:unhideWhenUsed/>
     <w:qFormat/>
@@ -42394,11 +41824,11 @@
       <w:color w:val="0f4761" w:themeColor="accent1" w:themeShade="BF"/>
     </w:rPr>
   </w:style>
-  <w:style w:type="paragraph" w:styleId="1940">
+  <w:style w:type="paragraph" w:styleId="1947">
     <w:name w:val="Heading 5"/>
-    <w:basedOn w:val="1993"/>
-    <w:next w:val="1993"/>
-    <w:link w:val="1949"/>
+    <w:basedOn w:val="2000"/>
+    <w:next w:val="2000"/>
+    <w:link w:val="1956"/>
     <w:uiPriority w:val="9"/>
     <w:unhideWhenUsed/>
     <w:qFormat/>
@@ -42415,11 +41845,11 @@
       <w:color w:val="0f4761" w:themeColor="accent1" w:themeShade="BF"/>
     </w:rPr>
   </w:style>
-  <w:style w:type="paragraph" w:styleId="1941">
+  <w:style w:type="paragraph" w:styleId="1948">
     <w:name w:val="Heading 6"/>
-    <w:basedOn w:val="1993"/>
-    <w:next w:val="1993"/>
-    <w:link w:val="1950"/>
+    <w:basedOn w:val="2000"/>
+    <w:next w:val="2000"/>
+    <w:link w:val="1957"/>
     <w:uiPriority w:val="9"/>
     <w:unhideWhenUsed/>
     <w:qFormat/>
@@ -42438,11 +41868,11 @@
       <w:color w:val="595959" w:themeColor="text1" w:themeTint="A6"/>
     </w:rPr>
   </w:style>
-  <w:style w:type="paragraph" w:styleId="1942">
+  <w:style w:type="paragraph" w:styleId="1949">
     <w:name w:val="Heading 7"/>
-    <w:basedOn w:val="1993"/>
-    <w:next w:val="1993"/>
-    <w:link w:val="1951"/>
+    <w:basedOn w:val="2000"/>
+    <w:next w:val="2000"/>
+    <w:link w:val="1958"/>
     <w:uiPriority w:val="9"/>
     <w:unhideWhenUsed/>
     <w:qFormat/>
@@ -42459,11 +41889,11 @@
       <w:color w:val="595959" w:themeColor="text1" w:themeTint="A6"/>
     </w:rPr>
   </w:style>
-  <w:style w:type="paragraph" w:styleId="1943">
+  <w:style w:type="paragraph" w:styleId="1950">
     <w:name w:val="Heading 8"/>
-    <w:basedOn w:val="1993"/>
-    <w:next w:val="1993"/>
-    <w:link w:val="1952"/>
+    <w:basedOn w:val="2000"/>
+    <w:next w:val="2000"/>
+    <w:link w:val="1959"/>
     <w:uiPriority w:val="9"/>
     <w:unhideWhenUsed/>
     <w:qFormat/>
@@ -42482,11 +41912,11 @@
       <w:color w:val="272727" w:themeColor="text1" w:themeTint="D8"/>
     </w:rPr>
   </w:style>
-  <w:style w:type="paragraph" w:styleId="1944">
+  <w:style w:type="paragraph" w:styleId="1951">
     <w:name w:val="Heading 9"/>
-    <w:basedOn w:val="1993"/>
-    <w:next w:val="1993"/>
-    <w:link w:val="1953"/>
+    <w:basedOn w:val="2000"/>
+    <w:next w:val="2000"/>
+    <w:link w:val="1960"/>
     <w:uiPriority w:val="9"/>
     <w:unhideWhenUsed/>
     <w:qFormat/>
@@ -42505,10 +41935,10 @@
       <w:color w:val="272727" w:themeColor="text1" w:themeTint="D8"/>
     </w:rPr>
   </w:style>
-  <w:style w:type="character" w:styleId="1945">
+  <w:style w:type="character" w:styleId="1952">
     <w:name w:val="Heading 1 Char"/>
-    <w:basedOn w:val="1994"/>
-    <w:link w:val="1936"/>
+    <w:basedOn w:val="2001"/>
+    <w:link w:val="1943"/>
     <w:uiPriority w:val="9"/>
     <w:pPr>
       <w:pBdr/>
@@ -42522,10 +41952,10 @@
       <w:szCs w:val="40"/>
     </w:rPr>
   </w:style>
-  <w:style w:type="character" w:styleId="1946">
+  <w:style w:type="character" w:styleId="1953">
     <w:name w:val="Heading 2 Char"/>
-    <w:basedOn w:val="1994"/>
-    <w:link w:val="1937"/>
+    <w:basedOn w:val="2001"/>
+    <w:link w:val="1944"/>
     <w:uiPriority w:val="9"/>
     <w:pPr>
       <w:pBdr/>
@@ -42539,10 +41969,10 @@
       <w:szCs w:val="32"/>
     </w:rPr>
   </w:style>
-  <w:style w:type="character" w:styleId="1947">
+  <w:style w:type="character" w:styleId="1954">
     <w:name w:val="Heading 3 Char"/>
-    <w:basedOn w:val="1994"/>
-    <w:link w:val="1938"/>
+    <w:basedOn w:val="2001"/>
+    <w:link w:val="1945"/>
     <w:uiPriority w:val="9"/>
     <w:pPr>
       <w:pBdr/>
@@ -42556,10 +41986,10 @@
       <w:szCs w:val="28"/>
     </w:rPr>
   </w:style>
-  <w:style w:type="character" w:styleId="1948">
+  <w:style w:type="character" w:styleId="1955">
     <w:name w:val="Heading 4 Char"/>
-    <w:basedOn w:val="1994"/>
-    <w:link w:val="1939"/>
+    <w:basedOn w:val="2001"/>
+    <w:link w:val="1946"/>
     <w:uiPriority w:val="9"/>
     <w:pPr>
       <w:pBdr/>
@@ -42573,10 +42003,10 @@
       <w:color w:val="0f4761" w:themeColor="accent1" w:themeShade="BF"/>
     </w:rPr>
   </w:style>
-  <w:style w:type="character" w:styleId="1949">
+  <w:style w:type="character" w:styleId="1956">
     <w:name w:val="Heading 5 Char"/>
-    <w:basedOn w:val="1994"/>
-    <w:link w:val="1940"/>
+    <w:basedOn w:val="2001"/>
+    <w:link w:val="1947"/>
     <w:uiPriority w:val="9"/>
     <w:pPr>
       <w:pBdr/>
@@ -42588,10 +42018,10 @@
       <w:color w:val="0f4761" w:themeColor="accent1" w:themeShade="BF"/>
     </w:rPr>
   </w:style>
-  <w:style w:type="character" w:styleId="1950">
+  <w:style w:type="character" w:styleId="1957">
     <w:name w:val="Heading 6 Char"/>
-    <w:basedOn w:val="1994"/>
-    <w:link w:val="1941"/>
+    <w:basedOn w:val="2001"/>
+    <w:link w:val="1948"/>
     <w:uiPriority w:val="9"/>
     <w:pPr>
       <w:pBdr/>
@@ -42605,10 +42035,10 @@
       <w:color w:val="595959" w:themeColor="text1" w:themeTint="A6"/>
     </w:rPr>
   </w:style>
-  <w:style w:type="character" w:styleId="1951">
+  <w:style w:type="character" w:styleId="1958">
     <w:name w:val="Heading 7 Char"/>
-    <w:basedOn w:val="1994"/>
-    <w:link w:val="1942"/>
+    <w:basedOn w:val="2001"/>
+    <w:link w:val="1949"/>
     <w:uiPriority w:val="9"/>
     <w:pPr>
       <w:pBdr/>
@@ -42620,10 +42050,10 @@
       <w:color w:val="595959" w:themeColor="text1" w:themeTint="A6"/>
     </w:rPr>
   </w:style>
-  <w:style w:type="character" w:styleId="1952">
+  <w:style w:type="character" w:styleId="1959">
     <w:name w:val="Heading 8 Char"/>
-    <w:basedOn w:val="1994"/>
-    <w:link w:val="1943"/>
+    <w:basedOn w:val="2001"/>
+    <w:link w:val="1950"/>
     <w:uiPriority w:val="9"/>
     <w:pPr>
       <w:pBdr/>
@@ -42637,10 +42067,10 @@
       <w:color w:val="272727" w:themeColor="text1" w:themeTint="D8"/>
     </w:rPr>
   </w:style>
-  <w:style w:type="character" w:styleId="1953">
+  <w:style w:type="character" w:styleId="1960">
     <w:name w:val="Heading 9 Char"/>
-    <w:basedOn w:val="1994"/>
-    <w:link w:val="1944"/>
+    <w:basedOn w:val="2001"/>
+    <w:link w:val="1951"/>
     <w:uiPriority w:val="9"/>
     <w:pPr>
       <w:pBdr/>
@@ -42654,11 +42084,11 @@
       <w:color w:val="272727" w:themeColor="text1" w:themeTint="D8"/>
     </w:rPr>
   </w:style>
-  <w:style w:type="paragraph" w:styleId="1954">
+  <w:style w:type="paragraph" w:styleId="1961">
     <w:name w:val="Title"/>
-    <w:basedOn w:val="1993"/>
-    <w:next w:val="1993"/>
-    <w:link w:val="1955"/>
+    <w:basedOn w:val="2000"/>
+    <w:next w:val="2000"/>
+    <w:link w:val="1962"/>
     <w:uiPriority w:val="10"/>
     <w:qFormat/>
     <w:pPr>
@@ -42674,10 +42104,10 @@
       <w:szCs w:val="56"/>
     </w:rPr>
   </w:style>
-  <w:style w:type="character" w:styleId="1955">
+  <w:style w:type="character" w:styleId="1962">
     <w:name w:val="Title Char"/>
-    <w:basedOn w:val="1994"/>
-    <w:link w:val="1954"/>
+    <w:basedOn w:val="2001"/>
+    <w:link w:val="1961"/>
     <w:uiPriority w:val="10"/>
     <w:pPr>
       <w:pBdr/>
@@ -42691,11 +42121,11 @@
       <w:szCs w:val="56"/>
     </w:rPr>
   </w:style>
-  <w:style w:type="paragraph" w:styleId="1956">
+  <w:style w:type="paragraph" w:styleId="1963">
     <w:name w:val="Subtitle"/>
-    <w:basedOn w:val="1993"/>
-    <w:next w:val="1993"/>
-    <w:link w:val="1957"/>
+    <w:basedOn w:val="2000"/>
+    <w:next w:val="2000"/>
+    <w:link w:val="1964"/>
     <w:uiPriority w:val="11"/>
     <w:qFormat/>
     <w:pPr>
@@ -42713,10 +42143,10 @@
       <w:szCs w:val="28"/>
     </w:rPr>
   </w:style>
-  <w:style w:type="character" w:styleId="1957">
+  <w:style w:type="character" w:styleId="1964">
     <w:name w:val="Subtitle Char"/>
-    <w:basedOn w:val="1994"/>
-    <w:link w:val="1956"/>
+    <w:basedOn w:val="2001"/>
+    <w:link w:val="1963"/>
     <w:uiPriority w:val="11"/>
     <w:pPr>
       <w:pBdr/>
@@ -42730,11 +42160,11 @@
       <w:szCs w:val="28"/>
     </w:rPr>
   </w:style>
-  <w:style w:type="paragraph" w:styleId="1958">
+  <w:style w:type="paragraph" w:styleId="1965">
     <w:name w:val="Quote"/>
-    <w:basedOn w:val="1993"/>
-    <w:next w:val="1993"/>
-    <w:link w:val="1959"/>
+    <w:basedOn w:val="2000"/>
+    <w:next w:val="2000"/>
+    <w:link w:val="1966"/>
     <w:uiPriority w:val="29"/>
     <w:qFormat/>
     <w:pPr>
@@ -42749,10 +42179,10 @@
       <w:color w:val="404040" w:themeColor="text1" w:themeTint="BF"/>
     </w:rPr>
   </w:style>
-  <w:style w:type="character" w:styleId="1959">
+  <w:style w:type="character" w:styleId="1966">
     <w:name w:val="Quote Char"/>
-    <w:basedOn w:val="1994"/>
-    <w:link w:val="1958"/>
+    <w:basedOn w:val="2001"/>
+    <w:link w:val="1965"/>
     <w:uiPriority w:val="29"/>
     <w:pPr>
       <w:pBdr/>
@@ -42765,9 +42195,9 @@
       <w:color w:val="404040" w:themeColor="text1" w:themeTint="BF"/>
     </w:rPr>
   </w:style>
-  <w:style w:type="character" w:styleId="1960">
+  <w:style w:type="character" w:styleId="1967">
     <w:name w:val="Intense Emphasis"/>
-    <w:basedOn w:val="1994"/>
+    <w:basedOn w:val="2001"/>
     <w:uiPriority w:val="21"/>
     <w:qFormat/>
     <w:pPr>
@@ -42781,11 +42211,11 @@
       <w:color w:val="0f4761" w:themeColor="accent1" w:themeShade="BF"/>
     </w:rPr>
   </w:style>
-  <w:style w:type="paragraph" w:styleId="1961">
+  <w:style w:type="paragraph" w:styleId="1968">
     <w:name w:val="Intense Quote"/>
-    <w:basedOn w:val="1993"/>
-    <w:next w:val="1993"/>
-    <w:link w:val="1962"/>
+    <w:basedOn w:val="2000"/>
+    <w:next w:val="2000"/>
+    <w:link w:val="1969"/>
     <w:uiPriority w:val="30"/>
     <w:qFormat/>
     <w:pPr>
@@ -42803,10 +42233,10 @@
       <w:color w:val="0f4761" w:themeColor="accent1" w:themeShade="BF"/>
     </w:rPr>
   </w:style>
-  <w:style w:type="character" w:styleId="1962">
+  <w:style w:type="character" w:styleId="1969">
     <w:name w:val="Intense Quote Char"/>
-    <w:basedOn w:val="1994"/>
-    <w:link w:val="1961"/>
+    <w:basedOn w:val="2001"/>
+    <w:link w:val="1968"/>
     <w:uiPriority w:val="30"/>
     <w:pPr>
       <w:pBdr/>
@@ -42819,9 +42249,9 @@
       <w:color w:val="0f4761" w:themeColor="accent1" w:themeShade="BF"/>
     </w:rPr>
   </w:style>
-  <w:style w:type="character" w:styleId="1963">
+  <w:style w:type="character" w:styleId="1970">
     <w:name w:val="Intense Reference"/>
-    <w:basedOn w:val="1994"/>
+    <w:basedOn w:val="2001"/>
     <w:uiPriority w:val="32"/>
     <w:qFormat/>
     <w:pPr>
@@ -42837,9 +42267,9 @@
       <w:spacing w:val="5"/>
     </w:rPr>
   </w:style>
-  <w:style w:type="paragraph" w:styleId="1964">
+  <w:style w:type="paragraph" w:styleId="1971">
     <w:name w:val="No Spacing"/>
-    <w:basedOn w:val="1993"/>
+    <w:basedOn w:val="2000"/>
     <w:uiPriority w:val="1"/>
     <w:qFormat/>
     <w:pPr>
@@ -42848,9 +42278,9 @@
       <w:ind/>
     </w:pPr>
   </w:style>
-  <w:style w:type="character" w:styleId="1965">
+  <w:style w:type="character" w:styleId="1972">
     <w:name w:val="Subtle Emphasis"/>
-    <w:basedOn w:val="1994"/>
+    <w:basedOn w:val="2001"/>
     <w:uiPriority w:val="19"/>
     <w:qFormat/>
     <w:pPr>
@@ -42864,9 +42294,9 @@
       <w:color w:val="404040" w:themeColor="text1" w:themeTint="BF"/>
     </w:rPr>
   </w:style>
-  <w:style w:type="character" w:styleId="1966">
+  <w:style w:type="character" w:styleId="1973">
     <w:name w:val="Emphasis"/>
-    <w:basedOn w:val="1994"/>
+    <w:basedOn w:val="2001"/>
     <w:uiPriority w:val="20"/>
     <w:qFormat/>
     <w:pPr>
@@ -42879,9 +42309,9 @@
       <w:iCs/>
     </w:rPr>
   </w:style>
-  <w:style w:type="character" w:styleId="1967">
+  <w:style w:type="character" w:styleId="1974">
     <w:name w:val="Strong"/>
-    <w:basedOn w:val="1994"/>
+    <w:basedOn w:val="2001"/>
     <w:uiPriority w:val="22"/>
     <w:qFormat/>
     <w:pPr>
@@ -42894,9 +42324,9 @@
       <w:bCs/>
     </w:rPr>
   </w:style>
-  <w:style w:type="character" w:styleId="1968">
+  <w:style w:type="character" w:styleId="1975">
     <w:name w:val="Subtle Reference"/>
-    <w:basedOn w:val="1994"/>
+    <w:basedOn w:val="2001"/>
     <w:uiPriority w:val="31"/>
     <w:qFormat/>
     <w:pPr>
@@ -42909,9 +42339,9 @@
       <w:color w:val="5a5a5a" w:themeColor="text1" w:themeTint="A5"/>
     </w:rPr>
   </w:style>
-  <w:style w:type="character" w:styleId="1969">
+  <w:style w:type="character" w:styleId="1976">
     <w:name w:val="Book Title"/>
-    <w:basedOn w:val="1994"/>
+    <w:basedOn w:val="2001"/>
     <w:uiPriority w:val="33"/>
     <w:qFormat/>
     <w:pPr>
@@ -42927,10 +42357,10 @@
       <w:spacing w:val="5"/>
     </w:rPr>
   </w:style>
-  <w:style w:type="character" w:styleId="1970">
+  <w:style w:type="character" w:styleId="1977">
     <w:name w:val="Header Char"/>
-    <w:basedOn w:val="1994"/>
-    <w:link w:val="2000"/>
+    <w:basedOn w:val="2001"/>
+    <w:link w:val="2007"/>
     <w:uiPriority w:val="99"/>
     <w:pPr>
       <w:pBdr/>
@@ -42938,10 +42368,10 @@
       <w:ind/>
     </w:pPr>
   </w:style>
-  <w:style w:type="character" w:styleId="1971">
+  <w:style w:type="character" w:styleId="1978">
     <w:name w:val="Footer Char"/>
-    <w:basedOn w:val="1994"/>
-    <w:link w:val="2002"/>
+    <w:basedOn w:val="2001"/>
+    <w:link w:val="2009"/>
     <w:uiPriority w:val="99"/>
     <w:pPr>
       <w:pBdr/>
@@ -42949,10 +42379,10 @@
       <w:ind/>
     </w:pPr>
   </w:style>
-  <w:style w:type="paragraph" w:styleId="1972">
+  <w:style w:type="paragraph" w:styleId="1979">
     <w:name w:val="Caption"/>
-    <w:basedOn w:val="1993"/>
-    <w:next w:val="1993"/>
+    <w:basedOn w:val="2000"/>
+    <w:next w:val="2000"/>
     <w:uiPriority w:val="35"/>
     <w:unhideWhenUsed/>
     <w:qFormat/>
@@ -42969,10 +42399,10 @@
       <w:szCs w:val="18"/>
     </w:rPr>
   </w:style>
-  <w:style w:type="paragraph" w:styleId="1973">
+  <w:style w:type="paragraph" w:styleId="1980">
     <w:name w:val="footnote text"/>
-    <w:basedOn w:val="1993"/>
-    <w:link w:val="1974"/>
+    <w:basedOn w:val="2000"/>
+    <w:link w:val="1981"/>
     <w:uiPriority w:val="99"/>
     <w:semiHidden/>
     <w:unhideWhenUsed/>
@@ -42986,10 +42416,10 @@
       <w:szCs w:val="20"/>
     </w:rPr>
   </w:style>
-  <w:style w:type="character" w:styleId="1974">
+  <w:style w:type="character" w:styleId="1981">
     <w:name w:val="Footnote Text Char"/>
-    <w:basedOn w:val="1994"/>
-    <w:link w:val="1973"/>
+    <w:basedOn w:val="2001"/>
+    <w:link w:val="1980"/>
     <w:uiPriority w:val="99"/>
     <w:semiHidden/>
     <w:pPr>
@@ -43002,9 +42432,9 @@
       <w:szCs w:val="20"/>
     </w:rPr>
   </w:style>
-  <w:style w:type="character" w:styleId="1975">
+  <w:style w:type="character" w:styleId="1982">
     <w:name w:val="footnote reference"/>
-    <w:basedOn w:val="1994"/>
+    <w:basedOn w:val="2001"/>
     <w:uiPriority w:val="99"/>
     <w:semiHidden/>
     <w:unhideWhenUsed/>
@@ -43017,10 +42447,10 @@
       <w:vertAlign w:val="superscript"/>
     </w:rPr>
   </w:style>
-  <w:style w:type="paragraph" w:styleId="1976">
+  <w:style w:type="paragraph" w:styleId="1983">
     <w:name w:val="endnote text"/>
-    <w:basedOn w:val="1993"/>
-    <w:link w:val="1977"/>
+    <w:basedOn w:val="2000"/>
+    <w:link w:val="1984"/>
     <w:uiPriority w:val="99"/>
     <w:semiHidden/>
     <w:unhideWhenUsed/>
@@ -43034,10 +42464,10 @@
       <w:szCs w:val="20"/>
     </w:rPr>
   </w:style>
-  <w:style w:type="character" w:styleId="1977">
+  <w:style w:type="character" w:styleId="1984">
     <w:name w:val="Endnote Text Char"/>
-    <w:basedOn w:val="1994"/>
-    <w:link w:val="1976"/>
+    <w:basedOn w:val="2001"/>
+    <w:link w:val="1983"/>
     <w:uiPriority w:val="99"/>
     <w:semiHidden/>
     <w:pPr>
@@ -43050,9 +42480,9 @@
       <w:szCs w:val="20"/>
     </w:rPr>
   </w:style>
-  <w:style w:type="character" w:styleId="1978">
+  <w:style w:type="character" w:styleId="1985">
     <w:name w:val="endnote reference"/>
-    <w:basedOn w:val="1994"/>
+    <w:basedOn w:val="2001"/>
     <w:uiPriority w:val="99"/>
     <w:semiHidden/>
     <w:unhideWhenUsed/>
@@ -43065,9 +42495,9 @@
       <w:vertAlign w:val="superscript"/>
     </w:rPr>
   </w:style>
-  <w:style w:type="character" w:styleId="1979">
+  <w:style w:type="character" w:styleId="1986">
     <w:name w:val="Hyperlink"/>
-    <w:basedOn w:val="1994"/>
+    <w:basedOn w:val="2001"/>
     <w:uiPriority w:val="99"/>
     <w:unhideWhenUsed/>
     <w:pPr>
@@ -43080,9 +42510,9 @@
       <w:u w:val="single"/>
     </w:rPr>
   </w:style>
-  <w:style w:type="character" w:styleId="1980">
+  <w:style w:type="character" w:styleId="1987">
     <w:name w:val="FollowedHyperlink"/>
-    <w:basedOn w:val="1994"/>
+    <w:basedOn w:val="2001"/>
     <w:uiPriority w:val="99"/>
     <w:semiHidden/>
     <w:unhideWhenUsed/>
@@ -43096,10 +42526,10 @@
       <w:u w:val="single"/>
     </w:rPr>
   </w:style>
-  <w:style w:type="paragraph" w:styleId="1981">
+  <w:style w:type="paragraph" w:styleId="1988">
     <w:name w:val="toc 1"/>
-    <w:basedOn w:val="1993"/>
-    <w:next w:val="1993"/>
+    <w:basedOn w:val="2000"/>
+    <w:next w:val="2000"/>
     <w:uiPriority w:val="39"/>
     <w:unhideWhenUsed/>
     <w:pPr>
@@ -43108,10 +42538,10 @@
       <w:ind/>
     </w:pPr>
   </w:style>
-  <w:style w:type="paragraph" w:styleId="1982">
+  <w:style w:type="paragraph" w:styleId="1989">
     <w:name w:val="toc 2"/>
-    <w:basedOn w:val="1993"/>
-    <w:next w:val="1993"/>
+    <w:basedOn w:val="2000"/>
+    <w:next w:val="2000"/>
     <w:uiPriority w:val="39"/>
     <w:unhideWhenUsed/>
     <w:pPr>
@@ -43120,10 +42550,10 @@
       <w:ind w:left="220"/>
     </w:pPr>
   </w:style>
-  <w:style w:type="paragraph" w:styleId="1983">
+  <w:style w:type="paragraph" w:styleId="1990">
     <w:name w:val="toc 3"/>
-    <w:basedOn w:val="1993"/>
-    <w:next w:val="1993"/>
+    <w:basedOn w:val="2000"/>
+    <w:next w:val="2000"/>
     <w:uiPriority w:val="39"/>
     <w:unhideWhenUsed/>
     <w:pPr>
@@ -43132,10 +42562,10 @@
       <w:ind w:left="440"/>
     </w:pPr>
   </w:style>
-  <w:style w:type="paragraph" w:styleId="1984">
+  <w:style w:type="paragraph" w:styleId="1991">
     <w:name w:val="toc 4"/>
-    <w:basedOn w:val="1993"/>
-    <w:next w:val="1993"/>
+    <w:basedOn w:val="2000"/>
+    <w:next w:val="2000"/>
     <w:uiPriority w:val="39"/>
     <w:unhideWhenUsed/>
     <w:pPr>
@@ -43144,10 +42574,10 @@
       <w:ind w:left="660"/>
     </w:pPr>
   </w:style>
-  <w:style w:type="paragraph" w:styleId="1985">
+  <w:style w:type="paragraph" w:styleId="1992">
     <w:name w:val="toc 5"/>
-    <w:basedOn w:val="1993"/>
-    <w:next w:val="1993"/>
+    <w:basedOn w:val="2000"/>
+    <w:next w:val="2000"/>
     <w:uiPriority w:val="39"/>
     <w:unhideWhenUsed/>
     <w:pPr>
@@ -43156,10 +42586,10 @@
       <w:ind w:left="880"/>
     </w:pPr>
   </w:style>
-  <w:style w:type="paragraph" w:styleId="1986">
+  <w:style w:type="paragraph" w:styleId="1993">
     <w:name w:val="toc 6"/>
-    <w:basedOn w:val="1993"/>
-    <w:next w:val="1993"/>
+    <w:basedOn w:val="2000"/>
+    <w:next w:val="2000"/>
     <w:uiPriority w:val="39"/>
     <w:unhideWhenUsed/>
     <w:pPr>
@@ -43168,10 +42598,10 @@
       <w:ind w:left="1100"/>
     </w:pPr>
   </w:style>
-  <w:style w:type="paragraph" w:styleId="1987">
+  <w:style w:type="paragraph" w:styleId="1994">
     <w:name w:val="toc 7"/>
-    <w:basedOn w:val="1993"/>
-    <w:next w:val="1993"/>
+    <w:basedOn w:val="2000"/>
+    <w:next w:val="2000"/>
     <w:uiPriority w:val="39"/>
     <w:unhideWhenUsed/>
     <w:pPr>
@@ -43180,10 +42610,10 @@
       <w:ind w:left="1320"/>
     </w:pPr>
   </w:style>
-  <w:style w:type="paragraph" w:styleId="1988">
+  <w:style w:type="paragraph" w:styleId="1995">
     <w:name w:val="toc 8"/>
-    <w:basedOn w:val="1993"/>
-    <w:next w:val="1993"/>
+    <w:basedOn w:val="2000"/>
+    <w:next w:val="2000"/>
     <w:uiPriority w:val="39"/>
     <w:unhideWhenUsed/>
     <w:pPr>
@@ -43192,10 +42622,10 @@
       <w:ind w:left="1540"/>
     </w:pPr>
   </w:style>
-  <w:style w:type="paragraph" w:styleId="1989">
+  <w:style w:type="paragraph" w:styleId="1996">
     <w:name w:val="toc 9"/>
-    <w:basedOn w:val="1993"/>
-    <w:next w:val="1993"/>
+    <w:basedOn w:val="2000"/>
+    <w:next w:val="2000"/>
     <w:uiPriority w:val="39"/>
     <w:unhideWhenUsed/>
     <w:pPr>
@@ -43204,9 +42634,9 @@
       <w:ind w:left="1760"/>
     </w:pPr>
   </w:style>
-  <w:style w:type="character" w:styleId="1990">
+  <w:style w:type="character" w:styleId="1997">
     <w:name w:val="Placeholder Text"/>
-    <w:basedOn w:val="1994"/>
+    <w:basedOn w:val="2001"/>
     <w:uiPriority w:val="99"/>
     <w:semiHidden/>
     <w:pPr>
@@ -43218,7 +42648,7 @@
       <w:color w:val="666666"/>
     </w:rPr>
   </w:style>
-  <w:style w:type="paragraph" w:styleId="1991">
+  <w:style w:type="paragraph" w:styleId="1998">
     <w:name w:val="TOC Heading"/>
     <w:uiPriority w:val="39"/>
     <w:unhideWhenUsed/>
@@ -43228,10 +42658,10 @@
       <w:ind/>
     </w:pPr>
   </w:style>
-  <w:style w:type="paragraph" w:styleId="1992">
+  <w:style w:type="paragraph" w:styleId="1999">
     <w:name w:val="table of figures"/>
-    <w:basedOn w:val="1993"/>
-    <w:next w:val="1993"/>
+    <w:basedOn w:val="2000"/>
+    <w:next w:val="2000"/>
     <w:uiPriority w:val="99"/>
     <w:unhideWhenUsed/>
     <w:pPr>
@@ -43240,7 +42670,7 @@
       <w:ind/>
     </w:pPr>
   </w:style>
-  <w:style w:type="paragraph" w:styleId="1993" w:default="1">
+  <w:style w:type="paragraph" w:styleId="2000" w:default="1">
     <w:name w:val="Normal"/>
     <w:qFormat/>
     <w:pPr>
@@ -43249,7 +42679,7 @@
       <w:ind/>
     </w:pPr>
   </w:style>
-  <w:style w:type="character" w:styleId="1994" w:default="1">
+  <w:style w:type="character" w:styleId="2001" w:default="1">
     <w:name w:val="Default Paragraph Font"/>
     <w:uiPriority w:val="1"/>
     <w:semiHidden/>
@@ -43260,7 +42690,7 @@
       <w:ind/>
     </w:pPr>
   </w:style>
-  <w:style w:type="table" w:styleId="1995" w:default="1">
+  <w:style w:type="table" w:styleId="2002" w:default="1">
     <w:name w:val="Normal Table"/>
     <w:uiPriority w:val="99"/>
     <w:semiHidden/>
@@ -43453,7 +42883,7 @@
       </w:tcPr>
     </w:tblStylePr>
   </w:style>
-  <w:style w:type="numbering" w:styleId="1996" w:default="1">
+  <w:style w:type="numbering" w:styleId="2003" w:default="1">
     <w:name w:val="No List"/>
     <w:uiPriority w:val="99"/>
     <w:semiHidden/>
@@ -43464,18 +42894,18 @@
       <w:ind/>
     </w:pPr>
   </w:style>
-  <w:style w:type="character" w:styleId="1997" w:customStyle="1">
+  <w:style w:type="character" w:styleId="2004" w:customStyle="1">
     <w:name w:val="t"/>
-    <w:basedOn w:val="1994"/>
+    <w:basedOn w:val="2001"/>
     <w:pPr>
       <w:pBdr/>
       <w:spacing/>
       <w:ind/>
     </w:pPr>
   </w:style>
-  <w:style w:type="paragraph" w:styleId="1998">
+  <w:style w:type="paragraph" w:styleId="2005">
     <w:name w:val="List Paragraph"/>
-    <w:basedOn w:val="1993"/>
+    <w:basedOn w:val="2000"/>
     <w:uiPriority w:val="34"/>
     <w:qFormat/>
     <w:pPr>
@@ -43485,9 +42915,9 @@
       <w:contextualSpacing w:val="true"/>
     </w:pPr>
   </w:style>
-  <w:style w:type="table" w:styleId="1999">
+  <w:style w:type="table" w:styleId="2006">
     <w:name w:val="Table Grid"/>
-    <w:basedOn w:val="1995"/>
+    <w:basedOn w:val="2002"/>
     <w:uiPriority w:val="39"/>
     <w:pPr>
       <w:pBdr/>
@@ -43677,10 +43107,10 @@
       </w:tcPr>
     </w:tblStylePr>
   </w:style>
-  <w:style w:type="paragraph" w:styleId="2000">
+  <w:style w:type="paragraph" w:styleId="2007">
     <w:name w:val="Header"/>
-    <w:basedOn w:val="1993"/>
-    <w:link w:val="2001"/>
+    <w:basedOn w:val="2000"/>
+    <w:link w:val="2008"/>
     <w:uiPriority w:val="99"/>
     <w:unhideWhenUsed/>
     <w:pPr>
@@ -43693,10 +43123,10 @@
       <w:ind/>
     </w:pPr>
   </w:style>
-  <w:style w:type="character" w:styleId="2001" w:customStyle="1">
+  <w:style w:type="character" w:styleId="2008" w:customStyle="1">
     <w:name w:val="Верхний колонтитул Знак"/>
-    <w:basedOn w:val="1994"/>
-    <w:link w:val="2000"/>
+    <w:basedOn w:val="2001"/>
+    <w:link w:val="2007"/>
     <w:uiPriority w:val="99"/>
     <w:pPr>
       <w:pBdr/>
@@ -43704,10 +43134,10 @@
       <w:ind/>
     </w:pPr>
   </w:style>
-  <w:style w:type="paragraph" w:styleId="2002">
+  <w:style w:type="paragraph" w:styleId="2009">
     <w:name w:val="Footer"/>
-    <w:basedOn w:val="1993"/>
-    <w:link w:val="2003"/>
+    <w:basedOn w:val="2000"/>
+    <w:link w:val="2010"/>
     <w:uiPriority w:val="99"/>
     <w:unhideWhenUsed/>
     <w:pPr>
@@ -43720,10 +43150,10 @@
       <w:ind/>
     </w:pPr>
   </w:style>
-  <w:style w:type="character" w:styleId="2003" w:customStyle="1">
+  <w:style w:type="character" w:styleId="2010" w:customStyle="1">
     <w:name w:val="Нижний колонтитул Знак"/>
-    <w:basedOn w:val="1994"/>
-    <w:link w:val="2002"/>
+    <w:basedOn w:val="2001"/>
+    <w:link w:val="2009"/>
     <w:uiPriority w:val="99"/>
     <w:pPr>
       <w:pBdr/>
@@ -43731,7 +43161,7 @@
       <w:ind/>
     </w:pPr>
   </w:style>
-  <w:style w:type="paragraph" w:styleId="2004" w:customStyle="1">
+  <w:style w:type="paragraph" w:styleId="2011" w:customStyle="1">
     <w:name w:val="Чертежный"/>
     <w:pPr>
       <w:pBdr/>
